--- a/analise_preambulos_opinoes.docx
+++ b/analise_preambulos_opinoes.docx
@@ -66,7 +66,7 @@
           <w:color w:val="646482"/>
           <w:sz w:val="22"/>
         </w:rPr>
-        <w:t>@regulamento · @codigo · @rgbeac · @opiniao (18 pareceres) · Realidade PT</w:t>
+        <w:t>@regulamento · @codigo · @rgbeac · @opiniao (52 pareceres, 7 grupos) · Realidade PT</w:t>
       </w:r>
     </w:p>
     <w:p>
@@ -1468,15 +1468,25 @@
         <w:spacing w:after="160"/>
       </w:pPr>
       <w:r>
-        <w:t>Foram analisados 18 pareceres produzidos por organizações diversas — ONG de bem-estar animal,</w:t>
+        <w:t>Foram analisados 52 pareceres produzidos por organizações de 17 países europeus</w:t>
         <w:br/>
-        <w:t>federações de caçadores, empresas farmacêuticas, associações da indústria, académicos e organizações</w:t>
+        <w:t>e internacionais sobre versões anteriores do Regulamento 2023/0447, agrupados em 7 categorias:</w:t>
         <w:br/>
-        <w:t>internacionais — sobre versões anteriores do Regulamento 2023/0447. Embora algumas posições possam</w:t>
+        <w:t>organizações de bem-estar animal, veterinárias, kennel clubs e felinologia, caçadores e uso funcional,</w:t>
         <w:br/>
-        <w:t>já não se aplicar à versão final do Regulamento, os temas de fundo permanecem relevantes para a</w:t>
+        <w:t>indústria e comércio, rastreabilidade e I&amp;R, e autoridades públicas. Embora algumas posições</w:t>
         <w:br/>
-        <w:t>análise de impacto e de implementação.</w:t>
+        <w:t>específicas possam já não se aplicar à versão final do Regulamento, os temas de fundo permanecem</w:t>
+        <w:br/>
+        <w:t>plenamente relevantes para a análise de impacto e implementação.</w:t>
+      </w:r>
+    </w:p>
+    <w:p>
+      <w:pPr>
+        <w:spacing w:after="160"/>
+      </w:pPr>
+      <w:r>
+        <w:t>Use o filtro abaixo para visualizar por grupo de organização.</w:t>
       </w:r>
     </w:p>
     <w:p>
@@ -1496,7 +1506,7 @@
         <w:pStyle w:val="Heading2"/>
       </w:pPr>
       <w:r>
-        <w:t>Posições por organização e tema</w:t>
+        <w:t>Posições por organização e tema (síntese)</w:t>
       </w:r>
     </w:p>
     <w:tbl>
@@ -1506,23 +1516,14 @@
         <w:tblLook w:firstColumn="1" w:firstRow="1" w:lastColumn="0" w:lastRow="0" w:noHBand="0" w:noVBand="1" w:val="04A0"/>
       </w:tblPr>
       <w:tblGrid>
-        <w:gridCol w:w="760"/>
-        <w:gridCol w:w="760"/>
-        <w:gridCol w:w="760"/>
-        <w:gridCol w:w="760"/>
-        <w:gridCol w:w="760"/>
-        <w:gridCol w:w="760"/>
-        <w:gridCol w:w="760"/>
-        <w:gridCol w:w="760"/>
-        <w:gridCol w:w="760"/>
-        <w:gridCol w:w="760"/>
-        <w:gridCol w:w="760"/>
-        <w:gridCol w:w="760"/>
+        <w:gridCol w:w="3041"/>
+        <w:gridCol w:w="3041"/>
+        <w:gridCol w:w="3041"/>
       </w:tblGrid>
       <w:tr>
         <w:tc>
           <w:tcPr>
-            <w:tcW w:type="dxa" w:w="760"/>
+            <w:tcW w:type="dxa" w:w="3041"/>
             <w:shd w:fill="9b59b6"/>
           </w:tcPr>
           <w:p>
@@ -1538,7 +1539,7 @@
         </w:tc>
         <w:tc>
           <w:tcPr>
-            <w:tcW w:type="dxa" w:w="760"/>
+            <w:tcW w:type="dxa" w:w="3041"/>
             <w:shd w:fill="9b59b6"/>
           </w:tcPr>
           <w:p>
@@ -1548,13 +1549,13 @@
                 <w:color w:val="FFFFFF"/>
                 <w:sz w:val="18"/>
               </w:rPr>
-              <w:t>Tipo</w:t>
-            </w:r>
-          </w:p>
-        </w:tc>
-        <w:tc>
-          <w:tcPr>
-            <w:tcW w:type="dxa" w:w="760"/>
+              <w:t>Grupo</w:t>
+            </w:r>
+          </w:p>
+        </w:tc>
+        <w:tc>
+          <w:tcPr>
+            <w:tcW w:type="dxa" w:w="3041"/>
             <w:shd w:fill="9b59b6"/>
           </w:tcPr>
           <w:p>
@@ -1564,151 +1565,7 @@
                 <w:color w:val="FFFFFF"/>
                 <w:sz w:val="18"/>
               </w:rPr>
-              <w:t>Limiar Art. 4</w:t>
-            </w:r>
-          </w:p>
-        </w:tc>
-        <w:tc>
-          <w:tcPr>
-            <w:tcW w:type="dxa" w:w="760"/>
-            <w:shd w:fill="9b59b6"/>
-          </w:tcPr>
-          <w:p>
-            <w:r>
-              <w:rPr>
-                <w:b/>
-                <w:color w:val="FFFFFF"/>
-                <w:sz w:val="18"/>
-              </w:rPr>
-              <w:t>Proibição venda lojas</w:t>
-            </w:r>
-          </w:p>
-        </w:tc>
-        <w:tc>
-          <w:tcPr>
-            <w:tcW w:type="dxa" w:w="760"/>
-            <w:shd w:fill="9b59b6"/>
-          </w:tcPr>
-          <w:p>
-            <w:r>
-              <w:rPr>
-                <w:b/>
-                <w:color w:val="FFFFFF"/>
-                <w:sz w:val="18"/>
-              </w:rPr>
-              <w:t>Castração cirúrgica</w:t>
-            </w:r>
-          </w:p>
-        </w:tc>
-        <w:tc>
-          <w:tcPr>
-            <w:tcW w:type="dxa" w:w="760"/>
-            <w:shd w:fill="9b59b6"/>
-          </w:tcPr>
-          <w:p>
-            <w:r>
-              <w:rPr>
-                <w:b/>
-                <w:color w:val="FFFFFF"/>
-                <w:sz w:val="18"/>
-              </w:rPr>
-              <w:t>Coleiras elétricas</w:t>
-            </w:r>
-          </w:p>
-        </w:tc>
-        <w:tc>
-          <w:tcPr>
-            <w:tcW w:type="dxa" w:w="760"/>
-            <w:shd w:fill="9b59b6"/>
-          </w:tcPr>
-          <w:p>
-            <w:r>
-              <w:rPr>
-                <w:b/>
-                <w:color w:val="FFFFFF"/>
-                <w:sz w:val="18"/>
-              </w:rPr>
-              <w:t>Cães de caça</w:t>
-            </w:r>
-          </w:p>
-        </w:tc>
-        <w:tc>
-          <w:tcPr>
-            <w:tcW w:type="dxa" w:w="760"/>
-            <w:shd w:fill="9b59b6"/>
-          </w:tcPr>
-          <w:p>
-            <w:r>
-              <w:rPr>
-                <w:b/>
-                <w:color w:val="FFFFFF"/>
-                <w:sz w:val="18"/>
-              </w:rPr>
-              <w:t>Rastreabi- lidade</w:t>
-            </w:r>
-          </w:p>
-        </w:tc>
-        <w:tc>
-          <w:tcPr>
-            <w:tcW w:type="dxa" w:w="760"/>
-            <w:shd w:fill="9b59b6"/>
-          </w:tcPr>
-          <w:p>
-            <w:r>
-              <w:rPr>
-                <w:b/>
-                <w:color w:val="FFFFFF"/>
-                <w:sz w:val="18"/>
-              </w:rPr>
-              <w:t>Braquice- fálicos</w:t>
-            </w:r>
-          </w:p>
-        </w:tc>
-        <w:tc>
-          <w:tcPr>
-            <w:tcW w:type="dxa" w:w="760"/>
-            <w:shd w:fill="9b59b6"/>
-          </w:tcPr>
-          <w:p>
-            <w:r>
-              <w:rPr>
-                <w:b/>
-                <w:color w:val="FFFFFF"/>
-                <w:sz w:val="18"/>
-              </w:rPr>
-              <w:t>Acorren- tamento</w:t>
-            </w:r>
-          </w:p>
-        </w:tc>
-        <w:tc>
-          <w:tcPr>
-            <w:tcW w:type="dxa" w:w="760"/>
-            <w:shd w:fill="9b59b6"/>
-          </w:tcPr>
-          <w:p>
-            <w:r>
-              <w:rPr>
-                <w:b/>
-                <w:color w:val="FFFFFF"/>
-                <w:sz w:val="18"/>
-              </w:rPr>
-              <w:t>Animais errantes</w:t>
-            </w:r>
-          </w:p>
-        </w:tc>
-        <w:tc>
-          <w:tcPr>
-            <w:tcW w:type="dxa" w:w="760"/>
-            <w:shd w:fill="9b59b6"/>
-          </w:tcPr>
-          <w:p>
-            <w:r>
-              <w:rPr>
-                <w:b/>
-                <w:color w:val="FFFFFF"/>
-                <w:sz w:val="18"/>
-              </w:rPr>
-              <w:t>Venda online</w:t>
+              <w:t>Principais posições</w:t>
             </w:r>
           </w:p>
         </w:tc>
@@ -1716,157 +1573,38 @@
       <w:tr>
         <w:tc>
           <w:tcPr>
-            <w:tcW w:type="dxa" w:w="760"/>
-          </w:tcPr>
-          <w:p>
-            <w:r>
-              <w:rPr>
-                <w:sz w:val="18"/>
-              </w:rPr>
-              <w:t>AWI / Ecuavet</w:t>
-            </w:r>
-          </w:p>
-        </w:tc>
-        <w:tc>
-          <w:tcPr>
-            <w:tcW w:type="dxa" w:w="760"/>
-          </w:tcPr>
-          <w:p>
-            <w:r>
-              <w:rPr>
-                <w:sz w:val="18"/>
-              </w:rPr>
-              <w:t>Clínica veterinária</w:t>
-            </w:r>
-          </w:p>
-        </w:tc>
-        <w:tc>
-          <w:tcPr>
-            <w:tcW w:type="dxa" w:w="760"/>
-          </w:tcPr>
-          <w:p>
-            <w:r>
-              <w:rPr>
-                <w:sz w:val="18"/>
-              </w:rPr>
-              <w:t>—</w:t>
-            </w:r>
-          </w:p>
-        </w:tc>
-        <w:tc>
-          <w:tcPr>
-            <w:tcW w:type="dxa" w:w="760"/>
-          </w:tcPr>
-          <w:p>
-            <w:r>
-              <w:rPr>
-                <w:sz w:val="18"/>
-              </w:rPr>
-              <w:t>—</w:t>
-            </w:r>
-          </w:p>
-        </w:tc>
-        <w:tc>
-          <w:tcPr>
-            <w:tcW w:type="dxa" w:w="760"/>
-          </w:tcPr>
-          <w:p>
-            <w:r>
-              <w:rPr>
-                <w:sz w:val="18"/>
-              </w:rPr>
-              <w:t>—</w:t>
-            </w:r>
-          </w:p>
-        </w:tc>
-        <w:tc>
-          <w:tcPr>
-            <w:tcW w:type="dxa" w:w="760"/>
-          </w:tcPr>
-          <w:p>
-            <w:r>
-              <w:rPr>
-                <w:sz w:val="18"/>
-              </w:rPr>
-              <w:t>—</w:t>
-            </w:r>
-          </w:p>
-        </w:tc>
-        <w:tc>
-          <w:tcPr>
-            <w:tcW w:type="dxa" w:w="760"/>
-          </w:tcPr>
-          <w:p>
-            <w:r>
-              <w:rPr>
-                <w:sz w:val="18"/>
-              </w:rPr>
-              <w:t>—</w:t>
-            </w:r>
-          </w:p>
-        </w:tc>
-        <w:tc>
-          <w:tcPr>
-            <w:tcW w:type="dxa" w:w="760"/>
-          </w:tcPr>
-          <w:p>
-            <w:r>
-              <w:rPr>
-                <w:sz w:val="18"/>
-              </w:rPr>
-              <w:t>⚠</w:t>
-            </w:r>
-          </w:p>
-        </w:tc>
-        <w:tc>
-          <w:tcPr>
-            <w:tcW w:type="dxa" w:w="760"/>
-          </w:tcPr>
-          <w:p>
-            <w:r>
-              <w:rPr>
-                <w:sz w:val="18"/>
-              </w:rPr>
-              <w:t>—</w:t>
-            </w:r>
-          </w:p>
-        </w:tc>
-        <w:tc>
-          <w:tcPr>
-            <w:tcW w:type="dxa" w:w="760"/>
-          </w:tcPr>
-          <w:p>
-            <w:r>
-              <w:rPr>
-                <w:sz w:val="18"/>
-              </w:rPr>
-              <w:t>✖ proibição total</w:t>
-            </w:r>
-          </w:p>
-        </w:tc>
-        <w:tc>
-          <w:tcPr>
-            <w:tcW w:type="dxa" w:w="760"/>
-          </w:tcPr>
-          <w:p>
-            <w:r>
-              <w:rPr>
-                <w:sz w:val="18"/>
-              </w:rPr>
-              <w:t>—</w:t>
-            </w:r>
-          </w:p>
-        </w:tc>
-        <w:tc>
-          <w:tcPr>
-            <w:tcW w:type="dxa" w:w="760"/>
-          </w:tcPr>
-          <w:p>
-            <w:r>
-              <w:rPr>
-                <w:sz w:val="18"/>
-              </w:rPr>
-              <w:t>—</w:t>
+            <w:tcW w:type="dxa" w:w="3041"/>
+          </w:tcPr>
+          <w:p>
+            <w:r>
+              <w:rPr>
+                <w:sz w:val="18"/>
+              </w:rPr>
+              <w:t>── Bem-estar animal ──</w:t>
+            </w:r>
+          </w:p>
+        </w:tc>
+        <w:tc>
+          <w:tcPr>
+            <w:tcW w:type="dxa" w:w="3041"/>
+          </w:tcPr>
+          <w:p>
+            <w:r>
+              <w:rPr>
+                <w:sz w:val="18"/>
+              </w:rPr>
+            </w:r>
+          </w:p>
+        </w:tc>
+        <w:tc>
+          <w:tcPr>
+            <w:tcW w:type="dxa" w:w="3041"/>
+          </w:tcPr>
+          <w:p>
+            <w:r>
+              <w:rPr>
+                <w:sz w:val="18"/>
+              </w:rPr>
             </w:r>
           </w:p>
         </w:tc>
@@ -1874,157 +1612,40 @@
       <w:tr>
         <w:tc>
           <w:tcPr>
-            <w:tcW w:type="dxa" w:w="760"/>
-          </w:tcPr>
-          <w:p>
-            <w:r>
-              <w:rPr>
-                <w:sz w:val="18"/>
-              </w:rPr>
-              <w:t>AnimaNaturalis</w:t>
-            </w:r>
-          </w:p>
-        </w:tc>
-        <w:tc>
-          <w:tcPr>
-            <w:tcW w:type="dxa" w:w="760"/>
-          </w:tcPr>
-          <w:p>
-            <w:r>
-              <w:rPr>
-                <w:sz w:val="18"/>
-              </w:rPr>
-              <w:t>ONG bem-estar</w:t>
-            </w:r>
-          </w:p>
-        </w:tc>
-        <w:tc>
-          <w:tcPr>
-            <w:tcW w:type="dxa" w:w="760"/>
-          </w:tcPr>
-          <w:p>
-            <w:r>
-              <w:rPr>
-                <w:sz w:val="18"/>
-              </w:rPr>
-              <w:t>—</w:t>
-            </w:r>
-          </w:p>
-        </w:tc>
-        <w:tc>
-          <w:tcPr>
-            <w:tcW w:type="dxa" w:w="760"/>
-          </w:tcPr>
-          <w:p>
-            <w:r>
-              <w:rPr>
-                <w:sz w:val="18"/>
-              </w:rPr>
-              <w:t>—</w:t>
-            </w:r>
-          </w:p>
-        </w:tc>
-        <w:tc>
-          <w:tcPr>
-            <w:tcW w:type="dxa" w:w="760"/>
-          </w:tcPr>
-          <w:p>
-            <w:r>
-              <w:rPr>
-                <w:sz w:val="18"/>
-              </w:rPr>
-              <w:t>—</w:t>
-            </w:r>
-          </w:p>
-        </w:tc>
-        <w:tc>
-          <w:tcPr>
-            <w:tcW w:type="dxa" w:w="760"/>
-          </w:tcPr>
-          <w:p>
-            <w:r>
-              <w:rPr>
-                <w:sz w:val="18"/>
-              </w:rPr>
-              <w:t>—</w:t>
-            </w:r>
-          </w:p>
-        </w:tc>
-        <w:tc>
-          <w:tcPr>
-            <w:tcW w:type="dxa" w:w="760"/>
-          </w:tcPr>
-          <w:p>
-            <w:r>
-              <w:rPr>
-                <w:sz w:val="18"/>
-              </w:rPr>
-              <w:t>—</w:t>
-            </w:r>
-          </w:p>
-        </w:tc>
-        <w:tc>
-          <w:tcPr>
-            <w:tcW w:type="dxa" w:w="760"/>
-          </w:tcPr>
-          <w:p>
-            <w:r>
-              <w:rPr>
-                <w:sz w:val="18"/>
-              </w:rPr>
-              <w:t>⚠</w:t>
-            </w:r>
-          </w:p>
-        </w:tc>
-        <w:tc>
-          <w:tcPr>
-            <w:tcW w:type="dxa" w:w="760"/>
-          </w:tcPr>
-          <w:p>
-            <w:r>
-              <w:rPr>
-                <w:sz w:val="18"/>
-              </w:rPr>
-              <w:t>—</w:t>
-            </w:r>
-          </w:p>
-        </w:tc>
-        <w:tc>
-          <w:tcPr>
-            <w:tcW w:type="dxa" w:w="760"/>
-          </w:tcPr>
-          <w:p>
-            <w:r>
-              <w:rPr>
-                <w:sz w:val="18"/>
-              </w:rPr>
-              <w:t>—</w:t>
-            </w:r>
-          </w:p>
-        </w:tc>
-        <w:tc>
-          <w:tcPr>
-            <w:tcW w:type="dxa" w:w="760"/>
-          </w:tcPr>
-          <w:p>
-            <w:r>
-              <w:rPr>
-                <w:sz w:val="18"/>
-              </w:rPr>
-              <w:t>—</w:t>
-            </w:r>
-          </w:p>
-        </w:tc>
-        <w:tc>
-          <w:tcPr>
-            <w:tcW w:type="dxa" w:w="760"/>
-          </w:tcPr>
-          <w:p>
-            <w:r>
-              <w:rPr>
-                <w:sz w:val="18"/>
-              </w:rPr>
-              <w:t>⚠</w:t>
+            <w:tcW w:type="dxa" w:w="3041"/>
+          </w:tcPr>
+          <w:p>
+            <w:r>
+              <w:rPr>
+                <w:sz w:val="18"/>
+              </w:rPr>
+              <w:t>Eurogroup for Animals</w:t>
+            </w:r>
+          </w:p>
+        </w:tc>
+        <w:tc>
+          <w:tcPr>
+            <w:tcW w:type="dxa" w:w="3041"/>
+          </w:tcPr>
+          <w:p>
+            <w:r>
+              <w:rPr>
+                <w:sz w:val="18"/>
+              </w:rPr>
+              <w:t>Bem-estar animal</w:t>
+            </w:r>
+          </w:p>
+        </w:tc>
+        <w:tc>
+          <w:tcPr>
+            <w:tcW w:type="dxa" w:w="3041"/>
+          </w:tcPr>
+          <w:p>
+            <w:r>
+              <w:rPr>
+                <w:sz w:val="18"/>
+              </w:rPr>
+              <w:t>L1: Contra; L2: Favor; L3: Favor; L4: Contra; L6: Favor; L7: Reforço; L8: Contra; L9: Reforço; L10: Reforço</w:t>
             </w:r>
           </w:p>
         </w:tc>
@@ -2032,157 +1653,40 @@
       <w:tr>
         <w:tc>
           <w:tcPr>
-            <w:tcW w:type="dxa" w:w="760"/>
-          </w:tcPr>
-          <w:p>
-            <w:r>
-              <w:rPr>
-                <w:sz w:val="18"/>
-              </w:rPr>
-              <w:t>FACE</w:t>
-            </w:r>
-          </w:p>
-        </w:tc>
-        <w:tc>
-          <w:tcPr>
-            <w:tcW w:type="dxa" w:w="760"/>
-          </w:tcPr>
-          <w:p>
-            <w:r>
-              <w:rPr>
-                <w:sz w:val="18"/>
-              </w:rPr>
-              <w:t>Fed. caçadores EU</w:t>
-            </w:r>
-          </w:p>
-        </w:tc>
-        <w:tc>
-          <w:tcPr>
-            <w:tcW w:type="dxa" w:w="760"/>
-          </w:tcPr>
-          <w:p>
-            <w:r>
-              <w:rPr>
-                <w:sz w:val="18"/>
-              </w:rPr>
-              <w:t>△ revisão</w:t>
-            </w:r>
-          </w:p>
-        </w:tc>
-        <w:tc>
-          <w:tcPr>
-            <w:tcW w:type="dxa" w:w="760"/>
-          </w:tcPr>
-          <w:p>
-            <w:r>
-              <w:rPr>
-                <w:sz w:val="18"/>
-              </w:rPr>
-              <w:t>—</w:t>
-            </w:r>
-          </w:p>
-        </w:tc>
-        <w:tc>
-          <w:tcPr>
-            <w:tcW w:type="dxa" w:w="760"/>
-          </w:tcPr>
-          <w:p>
-            <w:r>
-              <w:rPr>
-                <w:sz w:val="18"/>
-              </w:rPr>
-              <w:t>—</w:t>
-            </w:r>
-          </w:p>
-        </w:tc>
-        <w:tc>
-          <w:tcPr>
-            <w:tcW w:type="dxa" w:w="760"/>
-          </w:tcPr>
-          <w:p>
-            <w:r>
-              <w:rPr>
-                <w:sz w:val="18"/>
-              </w:rPr>
-              <w:t>△ uso regulado</w:t>
-            </w:r>
-          </w:p>
-        </w:tc>
-        <w:tc>
-          <w:tcPr>
-            <w:tcW w:type="dxa" w:w="760"/>
-          </w:tcPr>
-          <w:p>
-            <w:r>
-              <w:rPr>
-                <w:sz w:val="18"/>
-              </w:rPr>
-              <w:t>△ derrogação</w:t>
-            </w:r>
-          </w:p>
-        </w:tc>
-        <w:tc>
-          <w:tcPr>
-            <w:tcW w:type="dxa" w:w="760"/>
-          </w:tcPr>
-          <w:p>
-            <w:r>
-              <w:rPr>
-                <w:sz w:val="18"/>
-              </w:rPr>
-              <w:t>—</w:t>
-            </w:r>
-          </w:p>
-        </w:tc>
-        <w:tc>
-          <w:tcPr>
-            <w:tcW w:type="dxa" w:w="760"/>
-          </w:tcPr>
-          <w:p>
-            <w:r>
-              <w:rPr>
-                <w:sz w:val="18"/>
-              </w:rPr>
-              <w:t>—</w:t>
-            </w:r>
-          </w:p>
-        </w:tc>
-        <w:tc>
-          <w:tcPr>
-            <w:tcW w:type="dxa" w:w="760"/>
-          </w:tcPr>
-          <w:p>
-            <w:r>
-              <w:rPr>
-                <w:sz w:val="18"/>
-              </w:rPr>
-              <w:t>—</w:t>
-            </w:r>
-          </w:p>
-        </w:tc>
-        <w:tc>
-          <w:tcPr>
-            <w:tcW w:type="dxa" w:w="760"/>
-          </w:tcPr>
-          <w:p>
-            <w:r>
-              <w:rPr>
-                <w:sz w:val="18"/>
-              </w:rPr>
-              <w:t>—</w:t>
-            </w:r>
-          </w:p>
-        </w:tc>
-        <w:tc>
-          <w:tcPr>
-            <w:tcW w:type="dxa" w:w="760"/>
-          </w:tcPr>
-          <w:p>
-            <w:r>
-              <w:rPr>
-                <w:sz w:val="18"/>
-              </w:rPr>
-              <w:t>—</w:t>
+            <w:tcW w:type="dxa" w:w="3041"/>
+          </w:tcPr>
+          <w:p>
+            <w:r>
+              <w:rPr>
+                <w:sz w:val="18"/>
+              </w:rPr>
+              <w:t>LAV Onlus</w:t>
+            </w:r>
+          </w:p>
+        </w:tc>
+        <w:tc>
+          <w:tcPr>
+            <w:tcW w:type="dxa" w:w="3041"/>
+          </w:tcPr>
+          <w:p>
+            <w:r>
+              <w:rPr>
+                <w:sz w:val="18"/>
+              </w:rPr>
+              <w:t>Bem-estar animal</w:t>
+            </w:r>
+          </w:p>
+        </w:tc>
+        <w:tc>
+          <w:tcPr>
+            <w:tcW w:type="dxa" w:w="3041"/>
+          </w:tcPr>
+          <w:p>
+            <w:r>
+              <w:rPr>
+                <w:sz w:val="18"/>
+              </w:rPr>
+              <w:t>L1: Contra; L2: Favor; L4: Contra; L6: Favor; L7: Reforço; L8: Contra; L9: Reforço</w:t>
             </w:r>
           </w:p>
         </w:tc>
@@ -2190,157 +1694,40 @@
       <w:tr>
         <w:tc>
           <w:tcPr>
-            <w:tcW w:type="dxa" w:w="760"/>
-          </w:tcPr>
-          <w:p>
-            <w:r>
-              <w:rPr>
-                <w:sz w:val="18"/>
-              </w:rPr>
-              <w:t>Koninklijke Hondenbescherming</w:t>
-            </w:r>
-          </w:p>
-        </w:tc>
-        <w:tc>
-          <w:tcPr>
-            <w:tcW w:type="dxa" w:w="760"/>
-          </w:tcPr>
-          <w:p>
-            <w:r>
-              <w:rPr>
-                <w:sz w:val="18"/>
-              </w:rPr>
-              <w:t>Proteção animal NL</w:t>
-            </w:r>
-          </w:p>
-        </w:tc>
-        <w:tc>
-          <w:tcPr>
-            <w:tcW w:type="dxa" w:w="760"/>
-          </w:tcPr>
-          <w:p>
-            <w:r>
-              <w:rPr>
-                <w:sz w:val="18"/>
-              </w:rPr>
-              <w:t>—</w:t>
-            </w:r>
-          </w:p>
-        </w:tc>
-        <w:tc>
-          <w:tcPr>
-            <w:tcW w:type="dxa" w:w="760"/>
-          </w:tcPr>
-          <w:p>
-            <w:r>
-              <w:rPr>
-                <w:sz w:val="18"/>
-              </w:rPr>
-              <w:t>✖ proibição</w:t>
-            </w:r>
-          </w:p>
-        </w:tc>
-        <w:tc>
-          <w:tcPr>
-            <w:tcW w:type="dxa" w:w="760"/>
-          </w:tcPr>
-          <w:p>
-            <w:r>
-              <w:rPr>
-                <w:sz w:val="18"/>
-              </w:rPr>
-              <w:t>—</w:t>
-            </w:r>
-          </w:p>
-        </w:tc>
-        <w:tc>
-          <w:tcPr>
-            <w:tcW w:type="dxa" w:w="760"/>
-          </w:tcPr>
-          <w:p>
-            <w:r>
-              <w:rPr>
-                <w:sz w:val="18"/>
-              </w:rPr>
-              <w:t>—</w:t>
-            </w:r>
-          </w:p>
-        </w:tc>
-        <w:tc>
-          <w:tcPr>
-            <w:tcW w:type="dxa" w:w="760"/>
-          </w:tcPr>
-          <w:p>
-            <w:r>
-              <w:rPr>
-                <w:sz w:val="18"/>
-              </w:rPr>
-              <w:t>—</w:t>
-            </w:r>
-          </w:p>
-        </w:tc>
-        <w:tc>
-          <w:tcPr>
-            <w:tcW w:type="dxa" w:w="760"/>
-          </w:tcPr>
-          <w:p>
-            <w:r>
-              <w:rPr>
-                <w:sz w:val="18"/>
-              </w:rPr>
-              <w:t>✔</w:t>
-            </w:r>
-          </w:p>
-        </w:tc>
-        <w:tc>
-          <w:tcPr>
-            <w:tcW w:type="dxa" w:w="760"/>
-          </w:tcPr>
-          <w:p>
-            <w:r>
-              <w:rPr>
-                <w:sz w:val="18"/>
-              </w:rPr>
-              <w:t>—</w:t>
-            </w:r>
-          </w:p>
-        </w:tc>
-        <w:tc>
-          <w:tcPr>
-            <w:tcW w:type="dxa" w:w="760"/>
-          </w:tcPr>
-          <w:p>
-            <w:r>
-              <w:rPr>
-                <w:sz w:val="18"/>
-              </w:rPr>
-              <w:t>—</w:t>
-            </w:r>
-          </w:p>
-        </w:tc>
-        <w:tc>
-          <w:tcPr>
-            <w:tcW w:type="dxa" w:w="760"/>
-          </w:tcPr>
-          <w:p>
-            <w:r>
-              <w:rPr>
-                <w:sz w:val="18"/>
-              </w:rPr>
-              <w:t>—</w:t>
-            </w:r>
-          </w:p>
-        </w:tc>
-        <w:tc>
-          <w:tcPr>
-            <w:tcW w:type="dxa" w:w="760"/>
-          </w:tcPr>
-          <w:p>
-            <w:r>
-              <w:rPr>
-                <w:sz w:val="18"/>
-              </w:rPr>
-              <w:t>—</w:t>
+            <w:tcW w:type="dxa" w:w="3041"/>
+          </w:tcPr>
+          <w:p>
+            <w:r>
+              <w:rPr>
+                <w:sz w:val="18"/>
+              </w:rPr>
+              <w:t>AWI / Ecuavet</w:t>
+            </w:r>
+          </w:p>
+        </w:tc>
+        <w:tc>
+          <w:tcPr>
+            <w:tcW w:type="dxa" w:w="3041"/>
+          </w:tcPr>
+          <w:p>
+            <w:r>
+              <w:rPr>
+                <w:sz w:val="18"/>
+              </w:rPr>
+              <w:t>Bem-estar animal</w:t>
+            </w:r>
+          </w:p>
+        </w:tc>
+        <w:tc>
+          <w:tcPr>
+            <w:tcW w:type="dxa" w:w="3041"/>
+          </w:tcPr>
+          <w:p>
+            <w:r>
+              <w:rPr>
+                <w:sz w:val="18"/>
+              </w:rPr>
+              <w:t>L6: Reforço; L8: Contra</w:t>
             </w:r>
           </w:p>
         </w:tc>
@@ -2348,157 +1735,40 @@
       <w:tr>
         <w:tc>
           <w:tcPr>
-            <w:tcW w:type="dxa" w:w="760"/>
-          </w:tcPr>
-          <w:p>
-            <w:r>
-              <w:rPr>
-                <w:sz w:val="18"/>
-              </w:rPr>
-              <w:t>Manteca / UAB</w:t>
-            </w:r>
-          </w:p>
-        </w:tc>
-        <w:tc>
-          <w:tcPr>
-            <w:tcW w:type="dxa" w:w="760"/>
-          </w:tcPr>
-          <w:p>
-            <w:r>
-              <w:rPr>
-                <w:sz w:val="18"/>
-              </w:rPr>
-              <w:t>Académico (Medicina Vet.)</w:t>
-            </w:r>
-          </w:p>
-        </w:tc>
-        <w:tc>
-          <w:tcPr>
-            <w:tcW w:type="dxa" w:w="760"/>
-          </w:tcPr>
-          <w:p>
-            <w:r>
-              <w:rPr>
-                <w:sz w:val="18"/>
-              </w:rPr>
-              <w:t>—</w:t>
-            </w:r>
-          </w:p>
-        </w:tc>
-        <w:tc>
-          <w:tcPr>
-            <w:tcW w:type="dxa" w:w="760"/>
-          </w:tcPr>
-          <w:p>
-            <w:r>
-              <w:rPr>
-                <w:sz w:val="18"/>
-              </w:rPr>
-              <w:t>—</w:t>
-            </w:r>
-          </w:p>
-        </w:tc>
-        <w:tc>
-          <w:tcPr>
-            <w:tcW w:type="dxa" w:w="760"/>
-          </w:tcPr>
-          <w:p>
-            <w:r>
-              <w:rPr>
-                <w:sz w:val="18"/>
-              </w:rPr>
-              <w:t>✖ crítica</w:t>
-            </w:r>
-          </w:p>
-        </w:tc>
-        <w:tc>
-          <w:tcPr>
-            <w:tcW w:type="dxa" w:w="760"/>
-          </w:tcPr>
-          <w:p>
-            <w:r>
-              <w:rPr>
-                <w:sz w:val="18"/>
-              </w:rPr>
-              <w:t>—</w:t>
-            </w:r>
-          </w:p>
-        </w:tc>
-        <w:tc>
-          <w:tcPr>
-            <w:tcW w:type="dxa" w:w="760"/>
-          </w:tcPr>
-          <w:p>
-            <w:r>
-              <w:rPr>
-                <w:sz w:val="18"/>
-              </w:rPr>
-              <w:t>—</w:t>
-            </w:r>
-          </w:p>
-        </w:tc>
-        <w:tc>
-          <w:tcPr>
-            <w:tcW w:type="dxa" w:w="760"/>
-          </w:tcPr>
-          <w:p>
-            <w:r>
-              <w:rPr>
-                <w:sz w:val="18"/>
-              </w:rPr>
-              <w:t>—</w:t>
-            </w:r>
-          </w:p>
-        </w:tc>
-        <w:tc>
-          <w:tcPr>
-            <w:tcW w:type="dxa" w:w="760"/>
-          </w:tcPr>
-          <w:p>
-            <w:r>
-              <w:rPr>
-                <w:sz w:val="18"/>
-              </w:rPr>
-              <w:t>—</w:t>
-            </w:r>
-          </w:p>
-        </w:tc>
-        <w:tc>
-          <w:tcPr>
-            <w:tcW w:type="dxa" w:w="760"/>
-          </w:tcPr>
-          <w:p>
-            <w:r>
-              <w:rPr>
-                <w:sz w:val="18"/>
-              </w:rPr>
-              <w:t>—</w:t>
-            </w:r>
-          </w:p>
-        </w:tc>
-        <w:tc>
-          <w:tcPr>
-            <w:tcW w:type="dxa" w:w="760"/>
-          </w:tcPr>
-          <w:p>
-            <w:r>
-              <w:rPr>
-                <w:sz w:val="18"/>
-              </w:rPr>
-              <w:t>—</w:t>
-            </w:r>
-          </w:p>
-        </w:tc>
-        <w:tc>
-          <w:tcPr>
-            <w:tcW w:type="dxa" w:w="760"/>
-          </w:tcPr>
-          <w:p>
-            <w:r>
-              <w:rPr>
-                <w:sz w:val="18"/>
-              </w:rPr>
-              <w:t>—</w:t>
+            <w:tcW w:type="dxa" w:w="3041"/>
+          </w:tcPr>
+          <w:p>
+            <w:r>
+              <w:rPr>
+                <w:sz w:val="18"/>
+              </w:rPr>
+              <w:t>AnimaNaturalis</w:t>
+            </w:r>
+          </w:p>
+        </w:tc>
+        <w:tc>
+          <w:tcPr>
+            <w:tcW w:type="dxa" w:w="3041"/>
+          </w:tcPr>
+          <w:p>
+            <w:r>
+              <w:rPr>
+                <w:sz w:val="18"/>
+              </w:rPr>
+              <w:t>Bem-estar animal</w:t>
+            </w:r>
+          </w:p>
+        </w:tc>
+        <w:tc>
+          <w:tcPr>
+            <w:tcW w:type="dxa" w:w="3041"/>
+          </w:tcPr>
+          <w:p>
+            <w:r>
+              <w:rPr>
+                <w:sz w:val="18"/>
+              </w:rPr>
+              <w:t>L6: Reforço; L10: Reforço</w:t>
             </w:r>
           </w:p>
         </w:tc>
@@ -2506,157 +1776,40 @@
       <w:tr>
         <w:tc>
           <w:tcPr>
-            <w:tcW w:type="dxa" w:w="760"/>
-          </w:tcPr>
-          <w:p>
-            <w:r>
-              <w:rPr>
-                <w:sz w:val="18"/>
-              </w:rPr>
-              <w:t>MSD Animal Health</w:t>
-            </w:r>
-          </w:p>
-        </w:tc>
-        <w:tc>
-          <w:tcPr>
-            <w:tcW w:type="dxa" w:w="760"/>
-          </w:tcPr>
-          <w:p>
-            <w:r>
-              <w:rPr>
-                <w:sz w:val="18"/>
-              </w:rPr>
-              <w:t>Empresa (identificação)</w:t>
-            </w:r>
-          </w:p>
-        </w:tc>
-        <w:tc>
-          <w:tcPr>
-            <w:tcW w:type="dxa" w:w="760"/>
-          </w:tcPr>
-          <w:p>
-            <w:r>
-              <w:rPr>
-                <w:sz w:val="18"/>
-              </w:rPr>
-              <w:t>—</w:t>
-            </w:r>
-          </w:p>
-        </w:tc>
-        <w:tc>
-          <w:tcPr>
-            <w:tcW w:type="dxa" w:w="760"/>
-          </w:tcPr>
-          <w:p>
-            <w:r>
-              <w:rPr>
-                <w:sz w:val="18"/>
-              </w:rPr>
-              <w:t>—</w:t>
-            </w:r>
-          </w:p>
-        </w:tc>
-        <w:tc>
-          <w:tcPr>
-            <w:tcW w:type="dxa" w:w="760"/>
-          </w:tcPr>
-          <w:p>
-            <w:r>
-              <w:rPr>
-                <w:sz w:val="18"/>
-              </w:rPr>
-              <w:t>—</w:t>
-            </w:r>
-          </w:p>
-        </w:tc>
-        <w:tc>
-          <w:tcPr>
-            <w:tcW w:type="dxa" w:w="760"/>
-          </w:tcPr>
-          <w:p>
-            <w:r>
-              <w:rPr>
-                <w:sz w:val="18"/>
-              </w:rPr>
-              <w:t>—</w:t>
-            </w:r>
-          </w:p>
-        </w:tc>
-        <w:tc>
-          <w:tcPr>
-            <w:tcW w:type="dxa" w:w="760"/>
-          </w:tcPr>
-          <w:p>
-            <w:r>
-              <w:rPr>
-                <w:sz w:val="18"/>
-              </w:rPr>
-              <w:t>—</w:t>
-            </w:r>
-          </w:p>
-        </w:tc>
-        <w:tc>
-          <w:tcPr>
-            <w:tcW w:type="dxa" w:w="760"/>
-          </w:tcPr>
-          <w:p>
-            <w:r>
-              <w:rPr>
-                <w:sz w:val="18"/>
-              </w:rPr>
-              <w:t>✔ reforço</w:t>
-            </w:r>
-          </w:p>
-        </w:tc>
-        <w:tc>
-          <w:tcPr>
-            <w:tcW w:type="dxa" w:w="760"/>
-          </w:tcPr>
-          <w:p>
-            <w:r>
-              <w:rPr>
-                <w:sz w:val="18"/>
-              </w:rPr>
-              <w:t>—</w:t>
-            </w:r>
-          </w:p>
-        </w:tc>
-        <w:tc>
-          <w:tcPr>
-            <w:tcW w:type="dxa" w:w="760"/>
-          </w:tcPr>
-          <w:p>
-            <w:r>
-              <w:rPr>
-                <w:sz w:val="18"/>
-              </w:rPr>
-              <w:t>—</w:t>
-            </w:r>
-          </w:p>
-        </w:tc>
-        <w:tc>
-          <w:tcPr>
-            <w:tcW w:type="dxa" w:w="760"/>
-          </w:tcPr>
-          <w:p>
-            <w:r>
-              <w:rPr>
-                <w:sz w:val="18"/>
-              </w:rPr>
-              <w:t>—</w:t>
-            </w:r>
-          </w:p>
-        </w:tc>
-        <w:tc>
-          <w:tcPr>
-            <w:tcW w:type="dxa" w:w="760"/>
-          </w:tcPr>
-          <w:p>
-            <w:r>
-              <w:rPr>
-                <w:sz w:val="18"/>
-              </w:rPr>
-              <w:t>—</w:t>
+            <w:tcW w:type="dxa" w:w="3041"/>
+          </w:tcPr>
+          <w:p>
+            <w:r>
+              <w:rPr>
+                <w:sz w:val="18"/>
+              </w:rPr>
+              <w:t>VETO</w:t>
+            </w:r>
+          </w:p>
+        </w:tc>
+        <w:tc>
+          <w:tcPr>
+            <w:tcW w:type="dxa" w:w="3041"/>
+          </w:tcPr>
+          <w:p>
+            <w:r>
+              <w:rPr>
+                <w:sz w:val="18"/>
+              </w:rPr>
+              <w:t>Bem-estar animal</w:t>
+            </w:r>
+          </w:p>
+        </w:tc>
+        <w:tc>
+          <w:tcPr>
+            <w:tcW w:type="dxa" w:w="3041"/>
+          </w:tcPr>
+          <w:p>
+            <w:r>
+              <w:rPr>
+                <w:sz w:val="18"/>
+              </w:rPr>
+              <w:t>L5: Contra; L6: Favor; L9: Reforço</w:t>
             </w:r>
           </w:p>
         </w:tc>
@@ -2664,157 +1817,40 @@
       <w:tr>
         <w:tc>
           <w:tcPr>
-            <w:tcW w:type="dxa" w:w="760"/>
-          </w:tcPr>
-          <w:p>
-            <w:r>
-              <w:rPr>
-                <w:sz w:val="18"/>
-              </w:rPr>
-              <w:t>Norwegian Society</w:t>
-            </w:r>
-          </w:p>
-        </w:tc>
-        <w:tc>
-          <w:tcPr>
-            <w:tcW w:type="dxa" w:w="760"/>
-          </w:tcPr>
-          <w:p>
-            <w:r>
-              <w:rPr>
-                <w:sz w:val="18"/>
-              </w:rPr>
-              <w:t>Proteção animal NO</w:t>
-            </w:r>
-          </w:p>
-        </w:tc>
-        <w:tc>
-          <w:tcPr>
-            <w:tcW w:type="dxa" w:w="760"/>
-          </w:tcPr>
-          <w:p>
-            <w:r>
-              <w:rPr>
-                <w:sz w:val="18"/>
-              </w:rPr>
-              <w:t>△ limiar ↓</w:t>
-            </w:r>
-          </w:p>
-        </w:tc>
-        <w:tc>
-          <w:tcPr>
-            <w:tcW w:type="dxa" w:w="760"/>
-          </w:tcPr>
-          <w:p>
-            <w:r>
-              <w:rPr>
-                <w:sz w:val="18"/>
-              </w:rPr>
-              <w:t>—</w:t>
-            </w:r>
-          </w:p>
-        </w:tc>
-        <w:tc>
-          <w:tcPr>
-            <w:tcW w:type="dxa" w:w="760"/>
-          </w:tcPr>
-          <w:p>
-            <w:r>
-              <w:rPr>
-                <w:sz w:val="18"/>
-              </w:rPr>
-              <w:t>—</w:t>
-            </w:r>
-          </w:p>
-        </w:tc>
-        <w:tc>
-          <w:tcPr>
-            <w:tcW w:type="dxa" w:w="760"/>
-          </w:tcPr>
-          <w:p>
-            <w:r>
-              <w:rPr>
-                <w:sz w:val="18"/>
-              </w:rPr>
-              <w:t>—</w:t>
-            </w:r>
-          </w:p>
-        </w:tc>
-        <w:tc>
-          <w:tcPr>
-            <w:tcW w:type="dxa" w:w="760"/>
-          </w:tcPr>
-          <w:p>
-            <w:r>
-              <w:rPr>
-                <w:sz w:val="18"/>
-              </w:rPr>
-              <w:t>—</w:t>
-            </w:r>
-          </w:p>
-        </w:tc>
-        <w:tc>
-          <w:tcPr>
-            <w:tcW w:type="dxa" w:w="760"/>
-          </w:tcPr>
-          <w:p>
-            <w:r>
-              <w:rPr>
-                <w:sz w:val="18"/>
-              </w:rPr>
-              <w:t>✔</w:t>
-            </w:r>
-          </w:p>
-        </w:tc>
-        <w:tc>
-          <w:tcPr>
-            <w:tcW w:type="dxa" w:w="760"/>
-          </w:tcPr>
-          <w:p>
-            <w:r>
-              <w:rPr>
-                <w:sz w:val="18"/>
-              </w:rPr>
-              <w:t>⚠ COI</w:t>
-            </w:r>
-          </w:p>
-        </w:tc>
-        <w:tc>
-          <w:tcPr>
-            <w:tcW w:type="dxa" w:w="760"/>
-          </w:tcPr>
-          <w:p>
-            <w:r>
-              <w:rPr>
-                <w:sz w:val="18"/>
-              </w:rPr>
-              <w:t>—</w:t>
-            </w:r>
-          </w:p>
-        </w:tc>
-        <w:tc>
-          <w:tcPr>
-            <w:tcW w:type="dxa" w:w="760"/>
-          </w:tcPr>
-          <w:p>
-            <w:r>
-              <w:rPr>
-                <w:sz w:val="18"/>
-              </w:rPr>
-              <w:t>—</w:t>
-            </w:r>
-          </w:p>
-        </w:tc>
-        <w:tc>
-          <w:tcPr>
-            <w:tcW w:type="dxa" w:w="760"/>
-          </w:tcPr>
-          <w:p>
-            <w:r>
-              <w:rPr>
-                <w:sz w:val="18"/>
-              </w:rPr>
-              <w:t>—</w:t>
+            <w:tcW w:type="dxa" w:w="3041"/>
+          </w:tcPr>
+          <w:p>
+            <w:r>
+              <w:rPr>
+                <w:sz w:val="18"/>
+              </w:rPr>
+              <w:t>SEY Animal Welfare Finland</w:t>
+            </w:r>
+          </w:p>
+        </w:tc>
+        <w:tc>
+          <w:tcPr>
+            <w:tcW w:type="dxa" w:w="3041"/>
+          </w:tcPr>
+          <w:p>
+            <w:r>
+              <w:rPr>
+                <w:sz w:val="18"/>
+              </w:rPr>
+              <w:t>Bem-estar animal</w:t>
+            </w:r>
+          </w:p>
+        </w:tc>
+        <w:tc>
+          <w:tcPr>
+            <w:tcW w:type="dxa" w:w="3041"/>
+          </w:tcPr>
+          <w:p>
+            <w:r>
+              <w:rPr>
+                <w:sz w:val="18"/>
+              </w:rPr>
+              <w:t>L2: Contra; L4: Contra; L6: Favor; L9: Reforço</w:t>
             </w:r>
           </w:p>
         </w:tc>
@@ -2822,157 +1858,40 @@
       <w:tr>
         <w:tc>
           <w:tcPr>
-            <w:tcW w:type="dxa" w:w="760"/>
-          </w:tcPr>
-          <w:p>
-            <w:r>
-              <w:rPr>
-                <w:sz w:val="18"/>
-              </w:rPr>
-              <w:t>SEY Animal Welfare Finland</w:t>
-            </w:r>
-          </w:p>
-        </w:tc>
-        <w:tc>
-          <w:tcPr>
-            <w:tcW w:type="dxa" w:w="760"/>
-          </w:tcPr>
-          <w:p>
-            <w:r>
-              <w:rPr>
-                <w:sz w:val="18"/>
-              </w:rPr>
-              <w:t>Proteção animal FI</w:t>
-            </w:r>
-          </w:p>
-        </w:tc>
-        <w:tc>
-          <w:tcPr>
-            <w:tcW w:type="dxa" w:w="760"/>
-          </w:tcPr>
-          <w:p>
-            <w:r>
-              <w:rPr>
-                <w:sz w:val="18"/>
-              </w:rPr>
-              <w:t>—</w:t>
-            </w:r>
-          </w:p>
-        </w:tc>
-        <w:tc>
-          <w:tcPr>
-            <w:tcW w:type="dxa" w:w="760"/>
-          </w:tcPr>
-          <w:p>
-            <w:r>
-              <w:rPr>
-                <w:sz w:val="18"/>
-              </w:rPr>
-              <w:t>✖ proibição</w:t>
-            </w:r>
-          </w:p>
-        </w:tc>
-        <w:tc>
-          <w:tcPr>
-            <w:tcW w:type="dxa" w:w="760"/>
-          </w:tcPr>
-          <w:p>
-            <w:r>
-              <w:rPr>
-                <w:sz w:val="18"/>
-              </w:rPr>
-              <w:t>—</w:t>
-            </w:r>
-          </w:p>
-        </w:tc>
-        <w:tc>
-          <w:tcPr>
-            <w:tcW w:type="dxa" w:w="760"/>
-          </w:tcPr>
-          <w:p>
-            <w:r>
-              <w:rPr>
-                <w:sz w:val="18"/>
-              </w:rPr>
-              <w:t>✖ proibição total</w:t>
-            </w:r>
-          </w:p>
-        </w:tc>
-        <w:tc>
-          <w:tcPr>
-            <w:tcW w:type="dxa" w:w="760"/>
-          </w:tcPr>
-          <w:p>
-            <w:r>
-              <w:rPr>
-                <w:sz w:val="18"/>
-              </w:rPr>
-              <w:t>—</w:t>
-            </w:r>
-          </w:p>
-        </w:tc>
-        <w:tc>
-          <w:tcPr>
-            <w:tcW w:type="dxa" w:w="760"/>
-          </w:tcPr>
-          <w:p>
-            <w:r>
-              <w:rPr>
-                <w:sz w:val="18"/>
-              </w:rPr>
-              <w:t>✔</w:t>
-            </w:r>
-          </w:p>
-        </w:tc>
-        <w:tc>
-          <w:tcPr>
-            <w:tcW w:type="dxa" w:w="760"/>
-          </w:tcPr>
-          <w:p>
-            <w:r>
-              <w:rPr>
-                <w:sz w:val="18"/>
-              </w:rPr>
-              <w:t>—</w:t>
-            </w:r>
-          </w:p>
-        </w:tc>
-        <w:tc>
-          <w:tcPr>
-            <w:tcW w:type="dxa" w:w="760"/>
-          </w:tcPr>
-          <w:p>
-            <w:r>
-              <w:rPr>
-                <w:sz w:val="18"/>
-              </w:rPr>
-              <w:t>—</w:t>
-            </w:r>
-          </w:p>
-        </w:tc>
-        <w:tc>
-          <w:tcPr>
-            <w:tcW w:type="dxa" w:w="760"/>
-          </w:tcPr>
-          <w:p>
-            <w:r>
-              <w:rPr>
-                <w:sz w:val="18"/>
-              </w:rPr>
-              <w:t>⚠</w:t>
-            </w:r>
-          </w:p>
-        </w:tc>
-        <w:tc>
-          <w:tcPr>
-            <w:tcW w:type="dxa" w:w="760"/>
-          </w:tcPr>
-          <w:p>
-            <w:r>
-              <w:rPr>
-                <w:sz w:val="18"/>
-              </w:rPr>
-              <w:t>—</w:t>
+            <w:tcW w:type="dxa" w:w="3041"/>
+          </w:tcPr>
+          <w:p>
+            <w:r>
+              <w:rPr>
+                <w:sz w:val="18"/>
+              </w:rPr>
+              <w:t>Norwegian Society for Protection</w:t>
+            </w:r>
+          </w:p>
+        </w:tc>
+        <w:tc>
+          <w:tcPr>
+            <w:tcW w:type="dxa" w:w="3041"/>
+          </w:tcPr>
+          <w:p>
+            <w:r>
+              <w:rPr>
+                <w:sz w:val="18"/>
+              </w:rPr>
+              <w:t>Bem-estar animal</w:t>
+            </w:r>
+          </w:p>
+        </w:tc>
+        <w:tc>
+          <w:tcPr>
+            <w:tcW w:type="dxa" w:w="3041"/>
+          </w:tcPr>
+          <w:p>
+            <w:r>
+              <w:rPr>
+                <w:sz w:val="18"/>
+              </w:rPr>
+              <w:t>L1: Derrogação; L6: Favor; L7: Reforço</w:t>
             </w:r>
           </w:p>
         </w:tc>
@@ -2980,157 +1899,40 @@
       <w:tr>
         <w:tc>
           <w:tcPr>
-            <w:tcW w:type="dxa" w:w="760"/>
-          </w:tcPr>
-          <w:p>
-            <w:r>
-              <w:rPr>
-                <w:sz w:val="18"/>
-              </w:rPr>
-              <w:t>VETO</w:t>
-            </w:r>
-          </w:p>
-        </w:tc>
-        <w:tc>
-          <w:tcPr>
-            <w:tcW w:type="dxa" w:w="760"/>
-          </w:tcPr>
-          <w:p>
-            <w:r>
-              <w:rPr>
-                <w:sz w:val="18"/>
-              </w:rPr>
-              <w:t>ONG bem-estar EU</w:t>
-            </w:r>
-          </w:p>
-        </w:tc>
-        <w:tc>
-          <w:tcPr>
-            <w:tcW w:type="dxa" w:w="760"/>
-          </w:tcPr>
-          <w:p>
-            <w:r>
-              <w:rPr>
-                <w:sz w:val="18"/>
-              </w:rPr>
-              <w:t>—</w:t>
-            </w:r>
-          </w:p>
-        </w:tc>
-        <w:tc>
-          <w:tcPr>
-            <w:tcW w:type="dxa" w:w="760"/>
-          </w:tcPr>
-          <w:p>
-            <w:r>
-              <w:rPr>
-                <w:sz w:val="18"/>
-              </w:rPr>
-              <w:t>—</w:t>
-            </w:r>
-          </w:p>
-        </w:tc>
-        <w:tc>
-          <w:tcPr>
-            <w:tcW w:type="dxa" w:w="760"/>
-          </w:tcPr>
-          <w:p>
-            <w:r>
-              <w:rPr>
-                <w:sz w:val="18"/>
-              </w:rPr>
-              <w:t>—</w:t>
-            </w:r>
-          </w:p>
-        </w:tc>
-        <w:tc>
-          <w:tcPr>
-            <w:tcW w:type="dxa" w:w="760"/>
-          </w:tcPr>
-          <w:p>
-            <w:r>
-              <w:rPr>
-                <w:sz w:val="18"/>
-              </w:rPr>
-              <w:t>—</w:t>
-            </w:r>
-          </w:p>
-        </w:tc>
-        <w:tc>
-          <w:tcPr>
-            <w:tcW w:type="dxa" w:w="760"/>
-          </w:tcPr>
-          <w:p>
-            <w:r>
-              <w:rPr>
-                <w:sz w:val="18"/>
-              </w:rPr>
-              <w:t>✖ anti-derrg.</w:t>
-            </w:r>
-          </w:p>
-        </w:tc>
-        <w:tc>
-          <w:tcPr>
-            <w:tcW w:type="dxa" w:w="760"/>
-          </w:tcPr>
-          <w:p>
-            <w:r>
-              <w:rPr>
-                <w:sz w:val="18"/>
-              </w:rPr>
-              <w:t>✔</w:t>
-            </w:r>
-          </w:p>
-        </w:tc>
-        <w:tc>
-          <w:tcPr>
-            <w:tcW w:type="dxa" w:w="760"/>
-          </w:tcPr>
-          <w:p>
-            <w:r>
-              <w:rPr>
-                <w:sz w:val="18"/>
-              </w:rPr>
-              <w:t>—</w:t>
-            </w:r>
-          </w:p>
-        </w:tc>
-        <w:tc>
-          <w:tcPr>
-            <w:tcW w:type="dxa" w:w="760"/>
-          </w:tcPr>
-          <w:p>
-            <w:r>
-              <w:rPr>
-                <w:sz w:val="18"/>
-              </w:rPr>
-              <w:t>—</w:t>
-            </w:r>
-          </w:p>
-        </w:tc>
-        <w:tc>
-          <w:tcPr>
-            <w:tcW w:type="dxa" w:w="760"/>
-          </w:tcPr>
-          <w:p>
-            <w:r>
-              <w:rPr>
-                <w:sz w:val="18"/>
-              </w:rPr>
-              <w:t>⚠ galgos</w:t>
-            </w:r>
-          </w:p>
-        </w:tc>
-        <w:tc>
-          <w:tcPr>
-            <w:tcW w:type="dxa" w:w="760"/>
-          </w:tcPr>
-          <w:p>
-            <w:r>
-              <w:rPr>
-                <w:sz w:val="18"/>
-              </w:rPr>
-              <w:t>—</w:t>
+            <w:tcW w:type="dxa" w:w="3041"/>
+          </w:tcPr>
+          <w:p>
+            <w:r>
+              <w:rPr>
+                <w:sz w:val="18"/>
+              </w:rPr>
+              <w:t>Tierschutz-LASA</w:t>
+            </w:r>
+          </w:p>
+        </w:tc>
+        <w:tc>
+          <w:tcPr>
+            <w:tcW w:type="dxa" w:w="3041"/>
+          </w:tcPr>
+          <w:p>
+            <w:r>
+              <w:rPr>
+                <w:sz w:val="18"/>
+              </w:rPr>
+              <w:t>Bem-estar animal</w:t>
+            </w:r>
+          </w:p>
+        </w:tc>
+        <w:tc>
+          <w:tcPr>
+            <w:tcW w:type="dxa" w:w="3041"/>
+          </w:tcPr>
+          <w:p>
+            <w:r>
+              <w:rPr>
+                <w:sz w:val="18"/>
+              </w:rPr>
+              <w:t>L5: Contra; L9: Reforço</w:t>
             </w:r>
           </w:p>
         </w:tc>
@@ -3138,157 +1940,40 @@
       <w:tr>
         <w:tc>
           <w:tcPr>
-            <w:tcW w:type="dxa" w:w="760"/>
-          </w:tcPr>
-          <w:p>
-            <w:r>
-              <w:rPr>
-                <w:sz w:val="18"/>
-              </w:rPr>
-              <w:t>VIRBAC</w:t>
-            </w:r>
-          </w:p>
-        </w:tc>
-        <w:tc>
-          <w:tcPr>
-            <w:tcW w:type="dxa" w:w="760"/>
-          </w:tcPr>
-          <w:p>
-            <w:r>
-              <w:rPr>
-                <w:sz w:val="18"/>
-              </w:rPr>
-              <w:t>Empresa farmacêutica</w:t>
-            </w:r>
-          </w:p>
-        </w:tc>
-        <w:tc>
-          <w:tcPr>
-            <w:tcW w:type="dxa" w:w="760"/>
-          </w:tcPr>
-          <w:p>
-            <w:r>
-              <w:rPr>
-                <w:sz w:val="18"/>
-              </w:rPr>
-              <w:t>—</w:t>
-            </w:r>
-          </w:p>
-        </w:tc>
-        <w:tc>
-          <w:tcPr>
-            <w:tcW w:type="dxa" w:w="760"/>
-          </w:tcPr>
-          <w:p>
-            <w:r>
-              <w:rPr>
-                <w:sz w:val="18"/>
-              </w:rPr>
-              <w:t>—</w:t>
-            </w:r>
-          </w:p>
-        </w:tc>
-        <w:tc>
-          <w:tcPr>
-            <w:tcW w:type="dxa" w:w="760"/>
-          </w:tcPr>
-          <w:p>
-            <w:r>
-              <w:rPr>
-                <w:sz w:val="18"/>
-              </w:rPr>
-              <w:t>✖ crítica</w:t>
-            </w:r>
-          </w:p>
-        </w:tc>
-        <w:tc>
-          <w:tcPr>
-            <w:tcW w:type="dxa" w:w="760"/>
-          </w:tcPr>
-          <w:p>
-            <w:r>
-              <w:rPr>
-                <w:sz w:val="18"/>
-              </w:rPr>
-              <w:t>—</w:t>
-            </w:r>
-          </w:p>
-        </w:tc>
-        <w:tc>
-          <w:tcPr>
-            <w:tcW w:type="dxa" w:w="760"/>
-          </w:tcPr>
-          <w:p>
-            <w:r>
-              <w:rPr>
-                <w:sz w:val="18"/>
-              </w:rPr>
-              <w:t>—</w:t>
-            </w:r>
-          </w:p>
-        </w:tc>
-        <w:tc>
-          <w:tcPr>
-            <w:tcW w:type="dxa" w:w="760"/>
-          </w:tcPr>
-          <w:p>
-            <w:r>
-              <w:rPr>
-                <w:sz w:val="18"/>
-              </w:rPr>
-              <w:t>—</w:t>
-            </w:r>
-          </w:p>
-        </w:tc>
-        <w:tc>
-          <w:tcPr>
-            <w:tcW w:type="dxa" w:w="760"/>
-          </w:tcPr>
-          <w:p>
-            <w:r>
-              <w:rPr>
-                <w:sz w:val="18"/>
-              </w:rPr>
-              <w:t>—</w:t>
-            </w:r>
-          </w:p>
-        </w:tc>
-        <w:tc>
-          <w:tcPr>
-            <w:tcW w:type="dxa" w:w="760"/>
-          </w:tcPr>
-          <w:p>
-            <w:r>
-              <w:rPr>
-                <w:sz w:val="18"/>
-              </w:rPr>
-              <w:t>—</w:t>
-            </w:r>
-          </w:p>
-        </w:tc>
-        <w:tc>
-          <w:tcPr>
-            <w:tcW w:type="dxa" w:w="760"/>
-          </w:tcPr>
-          <w:p>
-            <w:r>
-              <w:rPr>
-                <w:sz w:val="18"/>
-              </w:rPr>
-              <w:t>—</w:t>
-            </w:r>
-          </w:p>
-        </w:tc>
-        <w:tc>
-          <w:tcPr>
-            <w:tcW w:type="dxa" w:w="760"/>
-          </w:tcPr>
-          <w:p>
-            <w:r>
-              <w:rPr>
-                <w:sz w:val="18"/>
-              </w:rPr>
-              <w:t>—</w:t>
+            <w:tcW w:type="dxa" w:w="3041"/>
+          </w:tcPr>
+          <w:p>
+            <w:r>
+              <w:rPr>
+                <w:sz w:val="18"/>
+              </w:rPr>
+              <w:t>EUCED</w:t>
+            </w:r>
+          </w:p>
+        </w:tc>
+        <w:tc>
+          <w:tcPr>
+            <w:tcW w:type="dxa" w:w="3041"/>
+          </w:tcPr>
+          <w:p>
+            <w:r>
+              <w:rPr>
+                <w:sz w:val="18"/>
+              </w:rPr>
+              <w:t>Bem-estar animal</w:t>
+            </w:r>
+          </w:p>
+        </w:tc>
+        <w:tc>
+          <w:tcPr>
+            <w:tcW w:type="dxa" w:w="3041"/>
+          </w:tcPr>
+          <w:p>
+            <w:r>
+              <w:rPr>
+                <w:sz w:val="18"/>
+              </w:rPr>
+              <w:t>L6: Reforço; L9: Favor; L10: Reforço</w:t>
             </w:r>
           </w:p>
         </w:tc>
@@ -3296,157 +1981,40 @@
       <w:tr>
         <w:tc>
           <w:tcPr>
-            <w:tcW w:type="dxa" w:w="760"/>
-          </w:tcPr>
-          <w:p>
-            <w:r>
-              <w:rPr>
-                <w:sz w:val="18"/>
-              </w:rPr>
-              <w:t>UAB Comportamental</w:t>
-            </w:r>
-          </w:p>
-        </w:tc>
-        <w:tc>
-          <w:tcPr>
-            <w:tcW w:type="dxa" w:w="760"/>
-          </w:tcPr>
-          <w:p>
-            <w:r>
-              <w:rPr>
-                <w:sz w:val="18"/>
-              </w:rPr>
-              <w:t>Académico (Comportamento)</w:t>
-            </w:r>
-          </w:p>
-        </w:tc>
-        <w:tc>
-          <w:tcPr>
-            <w:tcW w:type="dxa" w:w="760"/>
-          </w:tcPr>
-          <w:p>
-            <w:r>
-              <w:rPr>
-                <w:sz w:val="18"/>
-              </w:rPr>
-              <w:t>—</w:t>
-            </w:r>
-          </w:p>
-        </w:tc>
-        <w:tc>
-          <w:tcPr>
-            <w:tcW w:type="dxa" w:w="760"/>
-          </w:tcPr>
-          <w:p>
-            <w:r>
-              <w:rPr>
-                <w:sz w:val="18"/>
-              </w:rPr>
-              <w:t>—</w:t>
-            </w:r>
-          </w:p>
-        </w:tc>
-        <w:tc>
-          <w:tcPr>
-            <w:tcW w:type="dxa" w:w="760"/>
-          </w:tcPr>
-          <w:p>
-            <w:r>
-              <w:rPr>
-                <w:sz w:val="18"/>
-              </w:rPr>
-              <w:t>✖ crítica</w:t>
-            </w:r>
-          </w:p>
-        </w:tc>
-        <w:tc>
-          <w:tcPr>
-            <w:tcW w:type="dxa" w:w="760"/>
-          </w:tcPr>
-          <w:p>
-            <w:r>
-              <w:rPr>
-                <w:sz w:val="18"/>
-              </w:rPr>
-              <w:t>—</w:t>
-            </w:r>
-          </w:p>
-        </w:tc>
-        <w:tc>
-          <w:tcPr>
-            <w:tcW w:type="dxa" w:w="760"/>
-          </w:tcPr>
-          <w:p>
-            <w:r>
-              <w:rPr>
-                <w:sz w:val="18"/>
-              </w:rPr>
-              <w:t>—</w:t>
-            </w:r>
-          </w:p>
-        </w:tc>
-        <w:tc>
-          <w:tcPr>
-            <w:tcW w:type="dxa" w:w="760"/>
-          </w:tcPr>
-          <w:p>
-            <w:r>
-              <w:rPr>
-                <w:sz w:val="18"/>
-              </w:rPr>
-              <w:t>—</w:t>
-            </w:r>
-          </w:p>
-        </w:tc>
-        <w:tc>
-          <w:tcPr>
-            <w:tcW w:type="dxa" w:w="760"/>
-          </w:tcPr>
-          <w:p>
-            <w:r>
-              <w:rPr>
-                <w:sz w:val="18"/>
-              </w:rPr>
-              <w:t>—</w:t>
-            </w:r>
-          </w:p>
-        </w:tc>
-        <w:tc>
-          <w:tcPr>
-            <w:tcW w:type="dxa" w:w="760"/>
-          </w:tcPr>
-          <w:p>
-            <w:r>
-              <w:rPr>
-                <w:sz w:val="18"/>
-              </w:rPr>
-              <w:t>—</w:t>
-            </w:r>
-          </w:p>
-        </w:tc>
-        <w:tc>
-          <w:tcPr>
-            <w:tcW w:type="dxa" w:w="760"/>
-          </w:tcPr>
-          <w:p>
-            <w:r>
-              <w:rPr>
-                <w:sz w:val="18"/>
-              </w:rPr>
-              <w:t>—</w:t>
-            </w:r>
-          </w:p>
-        </w:tc>
-        <w:tc>
-          <w:tcPr>
-            <w:tcW w:type="dxa" w:w="760"/>
-          </w:tcPr>
-          <w:p>
-            <w:r>
-              <w:rPr>
-                <w:sz w:val="18"/>
-              </w:rPr>
-              <w:t>—</w:t>
+            <w:tcW w:type="dxa" w:w="3041"/>
+          </w:tcPr>
+          <w:p>
+            <w:r>
+              <w:rPr>
+                <w:sz w:val="18"/>
+              </w:rPr>
+              <w:t>Animal Protection Denmark</w:t>
+            </w:r>
+          </w:p>
+        </w:tc>
+        <w:tc>
+          <w:tcPr>
+            <w:tcW w:type="dxa" w:w="3041"/>
+          </w:tcPr>
+          <w:p>
+            <w:r>
+              <w:rPr>
+                <w:sz w:val="18"/>
+              </w:rPr>
+              <w:t>Bem-estar animal</w:t>
+            </w:r>
+          </w:p>
+        </w:tc>
+        <w:tc>
+          <w:tcPr>
+            <w:tcW w:type="dxa" w:w="3041"/>
+          </w:tcPr>
+          <w:p>
+            <w:r>
+              <w:rPr>
+                <w:sz w:val="18"/>
+              </w:rPr>
+              <w:t>L1: Contra; L2: Favor; L3: Reforço; L6: Favor; L7: Reforço; L8: Favor; L9: Reforço; L10: Favor</w:t>
             </w:r>
           </w:p>
         </w:tc>
@@ -3454,157 +2022,40 @@
       <w:tr>
         <w:tc>
           <w:tcPr>
-            <w:tcW w:type="dxa" w:w="760"/>
-          </w:tcPr>
-          <w:p>
-            <w:r>
-              <w:rPr>
-                <w:sz w:val="18"/>
-              </w:rPr>
-              <w:t>Féd. nationale chasseurs (FR)</w:t>
-            </w:r>
-          </w:p>
-        </w:tc>
-        <w:tc>
-          <w:tcPr>
-            <w:tcW w:type="dxa" w:w="760"/>
-          </w:tcPr>
-          <w:p>
-            <w:r>
-              <w:rPr>
-                <w:sz w:val="18"/>
-              </w:rPr>
-              <w:t>Fed. caçadores FR</w:t>
-            </w:r>
-          </w:p>
-        </w:tc>
-        <w:tc>
-          <w:tcPr>
-            <w:tcW w:type="dxa" w:w="760"/>
-          </w:tcPr>
-          <w:p>
-            <w:r>
-              <w:rPr>
-                <w:sz w:val="18"/>
-              </w:rPr>
-              <w:t>△ revisão</w:t>
-            </w:r>
-          </w:p>
-        </w:tc>
-        <w:tc>
-          <w:tcPr>
-            <w:tcW w:type="dxa" w:w="760"/>
-          </w:tcPr>
-          <w:p>
-            <w:r>
-              <w:rPr>
-                <w:sz w:val="18"/>
-              </w:rPr>
-              <w:t>—</w:t>
-            </w:r>
-          </w:p>
-        </w:tc>
-        <w:tc>
-          <w:tcPr>
-            <w:tcW w:type="dxa" w:w="760"/>
-          </w:tcPr>
-          <w:p>
-            <w:r>
-              <w:rPr>
-                <w:sz w:val="18"/>
-              </w:rPr>
-              <w:t>—</w:t>
-            </w:r>
-          </w:p>
-        </w:tc>
-        <w:tc>
-          <w:tcPr>
-            <w:tcW w:type="dxa" w:w="760"/>
-          </w:tcPr>
-          <w:p>
-            <w:r>
-              <w:rPr>
-                <w:sz w:val="18"/>
-              </w:rPr>
-              <w:t>△ uso regulado</w:t>
-            </w:r>
-          </w:p>
-        </w:tc>
-        <w:tc>
-          <w:tcPr>
-            <w:tcW w:type="dxa" w:w="760"/>
-          </w:tcPr>
-          <w:p>
-            <w:r>
-              <w:rPr>
-                <w:sz w:val="18"/>
-              </w:rPr>
-              <w:t>△ derrogação</w:t>
-            </w:r>
-          </w:p>
-        </w:tc>
-        <w:tc>
-          <w:tcPr>
-            <w:tcW w:type="dxa" w:w="760"/>
-          </w:tcPr>
-          <w:p>
-            <w:r>
-              <w:rPr>
-                <w:sz w:val="18"/>
-              </w:rPr>
-              <w:t>△ flexibil.</w:t>
-            </w:r>
-          </w:p>
-        </w:tc>
-        <w:tc>
-          <w:tcPr>
-            <w:tcW w:type="dxa" w:w="760"/>
-          </w:tcPr>
-          <w:p>
-            <w:r>
-              <w:rPr>
-                <w:sz w:val="18"/>
-              </w:rPr>
-              <w:t>—</w:t>
-            </w:r>
-          </w:p>
-        </w:tc>
-        <w:tc>
-          <w:tcPr>
-            <w:tcW w:type="dxa" w:w="760"/>
-          </w:tcPr>
-          <w:p>
-            <w:r>
-              <w:rPr>
-                <w:sz w:val="18"/>
-              </w:rPr>
-              <w:t>—</w:t>
-            </w:r>
-          </w:p>
-        </w:tc>
-        <w:tc>
-          <w:tcPr>
-            <w:tcW w:type="dxa" w:w="760"/>
-          </w:tcPr>
-          <w:p>
-            <w:r>
-              <w:rPr>
-                <w:sz w:val="18"/>
-              </w:rPr>
-              <w:t>—</w:t>
-            </w:r>
-          </w:p>
-        </w:tc>
-        <w:tc>
-          <w:tcPr>
-            <w:tcW w:type="dxa" w:w="760"/>
-          </w:tcPr>
-          <w:p>
-            <w:r>
-              <w:rPr>
-                <w:sz w:val="18"/>
-              </w:rPr>
-              <w:t>—</w:t>
+            <w:tcW w:type="dxa" w:w="3041"/>
+          </w:tcPr>
+          <w:p>
+            <w:r>
+              <w:rPr>
+                <w:sz w:val="18"/>
+              </w:rPr>
+              <w:t>Djurskyddet Sverige</w:t>
+            </w:r>
+          </w:p>
+        </w:tc>
+        <w:tc>
+          <w:tcPr>
+            <w:tcW w:type="dxa" w:w="3041"/>
+          </w:tcPr>
+          <w:p>
+            <w:r>
+              <w:rPr>
+                <w:sz w:val="18"/>
+              </w:rPr>
+              <w:t>Bem-estar animal</w:t>
+            </w:r>
+          </w:p>
+        </w:tc>
+        <w:tc>
+          <w:tcPr>
+            <w:tcW w:type="dxa" w:w="3041"/>
+          </w:tcPr>
+          <w:p>
+            <w:r>
+              <w:rPr>
+                <w:sz w:val="18"/>
+              </w:rPr>
+              <w:t>L1: Contra; L2: Favor; L3: Reforço; L4: Contra; L5: Reforço; L6: Favor; L7: Contra; L8: Contra; L9: Reforço; L10: Favor</w:t>
             </w:r>
           </w:p>
         </w:tc>
@@ -3612,157 +2063,40 @@
       <w:tr>
         <w:tc>
           <w:tcPr>
-            <w:tcW w:type="dxa" w:w="760"/>
-          </w:tcPr>
-          <w:p>
-            <w:r>
-              <w:rPr>
-                <w:sz w:val="18"/>
-              </w:rPr>
-              <w:t>Tierschutz-LASA</w:t>
-            </w:r>
-          </w:p>
-        </w:tc>
-        <w:tc>
-          <w:tcPr>
-            <w:tcW w:type="dxa" w:w="760"/>
-          </w:tcPr>
-          <w:p>
-            <w:r>
-              <w:rPr>
-                <w:sz w:val="18"/>
-              </w:rPr>
-              <w:t>Proteção animal</w:t>
-            </w:r>
-          </w:p>
-        </w:tc>
-        <w:tc>
-          <w:tcPr>
-            <w:tcW w:type="dxa" w:w="760"/>
-          </w:tcPr>
-          <w:p>
-            <w:r>
-              <w:rPr>
-                <w:sz w:val="18"/>
-              </w:rPr>
-              <w:t>—</w:t>
-            </w:r>
-          </w:p>
-        </w:tc>
-        <w:tc>
-          <w:tcPr>
-            <w:tcW w:type="dxa" w:w="760"/>
-          </w:tcPr>
-          <w:p>
-            <w:r>
-              <w:rPr>
-                <w:sz w:val="18"/>
-              </w:rPr>
-              <w:t>—</w:t>
-            </w:r>
-          </w:p>
-        </w:tc>
-        <w:tc>
-          <w:tcPr>
-            <w:tcW w:type="dxa" w:w="760"/>
-          </w:tcPr>
-          <w:p>
-            <w:r>
-              <w:rPr>
-                <w:sz w:val="18"/>
-              </w:rPr>
-              <w:t>—</w:t>
-            </w:r>
-          </w:p>
-        </w:tc>
-        <w:tc>
-          <w:tcPr>
-            <w:tcW w:type="dxa" w:w="760"/>
-          </w:tcPr>
-          <w:p>
-            <w:r>
-              <w:rPr>
-                <w:sz w:val="18"/>
-              </w:rPr>
-              <w:t>—</w:t>
-            </w:r>
-          </w:p>
-        </w:tc>
-        <w:tc>
-          <w:tcPr>
-            <w:tcW w:type="dxa" w:w="760"/>
-          </w:tcPr>
-          <w:p>
-            <w:r>
-              <w:rPr>
-                <w:sz w:val="18"/>
-              </w:rPr>
-              <w:t>✖ anti-derrg.</w:t>
-            </w:r>
-          </w:p>
-        </w:tc>
-        <w:tc>
-          <w:tcPr>
-            <w:tcW w:type="dxa" w:w="760"/>
-          </w:tcPr>
-          <w:p>
-            <w:r>
-              <w:rPr>
-                <w:sz w:val="18"/>
-              </w:rPr>
-              <w:t>—</w:t>
-            </w:r>
-          </w:p>
-        </w:tc>
-        <w:tc>
-          <w:tcPr>
-            <w:tcW w:type="dxa" w:w="760"/>
-          </w:tcPr>
-          <w:p>
-            <w:r>
-              <w:rPr>
-                <w:sz w:val="18"/>
-              </w:rPr>
-              <w:t>—</w:t>
-            </w:r>
-          </w:p>
-        </w:tc>
-        <w:tc>
-          <w:tcPr>
-            <w:tcW w:type="dxa" w:w="760"/>
-          </w:tcPr>
-          <w:p>
-            <w:r>
-              <w:rPr>
-                <w:sz w:val="18"/>
-              </w:rPr>
-              <w:t>—</w:t>
-            </w:r>
-          </w:p>
-        </w:tc>
-        <w:tc>
-          <w:tcPr>
-            <w:tcW w:type="dxa" w:w="760"/>
-          </w:tcPr>
-          <w:p>
-            <w:r>
-              <w:rPr>
-                <w:sz w:val="18"/>
-              </w:rPr>
-              <w:t>⚠</w:t>
-            </w:r>
-          </w:p>
-        </w:tc>
-        <w:tc>
-          <w:tcPr>
-            <w:tcW w:type="dxa" w:w="760"/>
-          </w:tcPr>
-          <w:p>
-            <w:r>
-              <w:rPr>
-                <w:sz w:val="18"/>
-              </w:rPr>
-              <w:t>—</w:t>
+            <w:tcW w:type="dxa" w:w="3041"/>
+          </w:tcPr>
+          <w:p>
+            <w:r>
+              <w:rPr>
+                <w:sz w:val="18"/>
+              </w:rPr>
+              <w:t>Finnish Centre for Animal Welfare</w:t>
+            </w:r>
+          </w:p>
+        </w:tc>
+        <w:tc>
+          <w:tcPr>
+            <w:tcW w:type="dxa" w:w="3041"/>
+          </w:tcPr>
+          <w:p>
+            <w:r>
+              <w:rPr>
+                <w:sz w:val="18"/>
+              </w:rPr>
+              <w:t>Bem-estar animal</w:t>
+            </w:r>
+          </w:p>
+        </w:tc>
+        <w:tc>
+          <w:tcPr>
+            <w:tcW w:type="dxa" w:w="3041"/>
+          </w:tcPr>
+          <w:p>
+            <w:r>
+              <w:rPr>
+                <w:sz w:val="18"/>
+              </w:rPr>
+              <w:t>L1: Reforço; L5: Reforço; L6: Favor; L7: Reforço; L8: Favor</w:t>
             </w:r>
           </w:p>
         </w:tc>
@@ -3770,157 +2104,40 @@
       <w:tr>
         <w:tc>
           <w:tcPr>
-            <w:tcW w:type="dxa" w:w="760"/>
-          </w:tcPr>
-          <w:p>
-            <w:r>
-              <w:rPr>
-                <w:sz w:val="18"/>
-              </w:rPr>
-              <w:t>EUCED</w:t>
-            </w:r>
-          </w:p>
-        </w:tc>
-        <w:tc>
-          <w:tcPr>
-            <w:tcW w:type="dxa" w:w="760"/>
-          </w:tcPr>
-          <w:p>
-            <w:r>
-              <w:rPr>
-                <w:sz w:val="18"/>
-              </w:rPr>
-              <w:t>Org. cooperação EU</w:t>
-            </w:r>
-          </w:p>
-        </w:tc>
-        <w:tc>
-          <w:tcPr>
-            <w:tcW w:type="dxa" w:w="760"/>
-          </w:tcPr>
-          <w:p>
-            <w:r>
-              <w:rPr>
-                <w:sz w:val="18"/>
-              </w:rPr>
-              <w:t>—</w:t>
-            </w:r>
-          </w:p>
-        </w:tc>
-        <w:tc>
-          <w:tcPr>
-            <w:tcW w:type="dxa" w:w="760"/>
-          </w:tcPr>
-          <w:p>
-            <w:r>
-              <w:rPr>
-                <w:sz w:val="18"/>
-              </w:rPr>
-              <w:t>—</w:t>
-            </w:r>
-          </w:p>
-        </w:tc>
-        <w:tc>
-          <w:tcPr>
-            <w:tcW w:type="dxa" w:w="760"/>
-          </w:tcPr>
-          <w:p>
-            <w:r>
-              <w:rPr>
-                <w:sz w:val="18"/>
-              </w:rPr>
-              <w:t>—</w:t>
-            </w:r>
-          </w:p>
-        </w:tc>
-        <w:tc>
-          <w:tcPr>
-            <w:tcW w:type="dxa" w:w="760"/>
-          </w:tcPr>
-          <w:p>
-            <w:r>
-              <w:rPr>
-                <w:sz w:val="18"/>
-              </w:rPr>
-              <w:t>—</w:t>
-            </w:r>
-          </w:p>
-        </w:tc>
-        <w:tc>
-          <w:tcPr>
-            <w:tcW w:type="dxa" w:w="760"/>
-          </w:tcPr>
-          <w:p>
-            <w:r>
-              <w:rPr>
-                <w:sz w:val="18"/>
-              </w:rPr>
-              <w:t>—</w:t>
-            </w:r>
-          </w:p>
-        </w:tc>
-        <w:tc>
-          <w:tcPr>
-            <w:tcW w:type="dxa" w:w="760"/>
-          </w:tcPr>
-          <w:p>
-            <w:r>
-              <w:rPr>
-                <w:sz w:val="18"/>
-              </w:rPr>
-              <w:t>⚠</w:t>
-            </w:r>
-          </w:p>
-        </w:tc>
-        <w:tc>
-          <w:tcPr>
-            <w:tcW w:type="dxa" w:w="760"/>
-          </w:tcPr>
-          <w:p>
-            <w:r>
-              <w:rPr>
-                <w:sz w:val="18"/>
-              </w:rPr>
-              <w:t>—</w:t>
-            </w:r>
-          </w:p>
-        </w:tc>
-        <w:tc>
-          <w:tcPr>
-            <w:tcW w:type="dxa" w:w="760"/>
-          </w:tcPr>
-          <w:p>
-            <w:r>
-              <w:rPr>
-                <w:sz w:val="18"/>
-              </w:rPr>
-              <w:t>—</w:t>
-            </w:r>
-          </w:p>
-        </w:tc>
-        <w:tc>
-          <w:tcPr>
-            <w:tcW w:type="dxa" w:w="760"/>
-          </w:tcPr>
-          <w:p>
-            <w:r>
-              <w:rPr>
-                <w:sz w:val="18"/>
-              </w:rPr>
-              <w:t>✔</w:t>
-            </w:r>
-          </w:p>
-        </w:tc>
-        <w:tc>
-          <w:tcPr>
-            <w:tcW w:type="dxa" w:w="760"/>
-          </w:tcPr>
-          <w:p>
-            <w:r>
-              <w:rPr>
-                <w:sz w:val="18"/>
-              </w:rPr>
-              <w:t>⚠</w:t>
+            <w:tcW w:type="dxa" w:w="3041"/>
+          </w:tcPr>
+          <w:p>
+            <w:r>
+              <w:rPr>
+                <w:sz w:val="18"/>
+              </w:rPr>
+              <w:t>Dutch Assoc. Protection Animals</w:t>
+            </w:r>
+          </w:p>
+        </w:tc>
+        <w:tc>
+          <w:tcPr>
+            <w:tcW w:type="dxa" w:w="3041"/>
+          </w:tcPr>
+          <w:p>
+            <w:r>
+              <w:rPr>
+                <w:sz w:val="18"/>
+              </w:rPr>
+              <w:t>Bem-estar animal</w:t>
+            </w:r>
+          </w:p>
+        </w:tc>
+        <w:tc>
+          <w:tcPr>
+            <w:tcW w:type="dxa" w:w="3041"/>
+          </w:tcPr>
+          <w:p>
+            <w:r>
+              <w:rPr>
+                <w:sz w:val="18"/>
+              </w:rPr>
+              <w:t>L1: Contra; L5: Derrogação; L6: Favor; L7: Reforço; L10: Favor</w:t>
             </w:r>
           </w:p>
         </w:tc>
@@ -3928,157 +2145,40 @@
       <w:tr>
         <w:tc>
           <w:tcPr>
-            <w:tcW w:type="dxa" w:w="760"/>
-          </w:tcPr>
-          <w:p>
-            <w:r>
-              <w:rPr>
-                <w:sz w:val="18"/>
-              </w:rPr>
-              <w:t>FEDIAF</w:t>
-            </w:r>
-          </w:p>
-        </w:tc>
-        <w:tc>
-          <w:tcPr>
-            <w:tcW w:type="dxa" w:w="760"/>
-          </w:tcPr>
-          <w:p>
-            <w:r>
-              <w:rPr>
-                <w:sz w:val="18"/>
-              </w:rPr>
-              <w:t>Ind. alimentos animais</w:t>
-            </w:r>
-          </w:p>
-        </w:tc>
-        <w:tc>
-          <w:tcPr>
-            <w:tcW w:type="dxa" w:w="760"/>
-          </w:tcPr>
-          <w:p>
-            <w:r>
-              <w:rPr>
-                <w:sz w:val="18"/>
-              </w:rPr>
-              <w:t>—</w:t>
-            </w:r>
-          </w:p>
-        </w:tc>
-        <w:tc>
-          <w:tcPr>
-            <w:tcW w:type="dxa" w:w="760"/>
-          </w:tcPr>
-          <w:p>
-            <w:r>
-              <w:rPr>
-                <w:sz w:val="18"/>
-              </w:rPr>
-              <w:t>—</w:t>
-            </w:r>
-          </w:p>
-        </w:tc>
-        <w:tc>
-          <w:tcPr>
-            <w:tcW w:type="dxa" w:w="760"/>
-          </w:tcPr>
-          <w:p>
-            <w:r>
-              <w:rPr>
-                <w:sz w:val="18"/>
-              </w:rPr>
-              <w:t>—</w:t>
-            </w:r>
-          </w:p>
-        </w:tc>
-        <w:tc>
-          <w:tcPr>
-            <w:tcW w:type="dxa" w:w="760"/>
-          </w:tcPr>
-          <w:p>
-            <w:r>
-              <w:rPr>
-                <w:sz w:val="18"/>
-              </w:rPr>
-              <w:t>—</w:t>
-            </w:r>
-          </w:p>
-        </w:tc>
-        <w:tc>
-          <w:tcPr>
-            <w:tcW w:type="dxa" w:w="760"/>
-          </w:tcPr>
-          <w:p>
-            <w:r>
-              <w:rPr>
-                <w:sz w:val="18"/>
-              </w:rPr>
-              <w:t>—</w:t>
-            </w:r>
-          </w:p>
-        </w:tc>
-        <w:tc>
-          <w:tcPr>
-            <w:tcW w:type="dxa" w:w="760"/>
-          </w:tcPr>
-          <w:p>
-            <w:r>
-              <w:rPr>
-                <w:sz w:val="18"/>
-              </w:rPr>
-              <w:t>—</w:t>
-            </w:r>
-          </w:p>
-        </w:tc>
-        <w:tc>
-          <w:tcPr>
-            <w:tcW w:type="dxa" w:w="760"/>
-          </w:tcPr>
-          <w:p>
-            <w:r>
-              <w:rPr>
-                <w:sz w:val="18"/>
-              </w:rPr>
-              <w:t>—</w:t>
-            </w:r>
-          </w:p>
-        </w:tc>
-        <w:tc>
-          <w:tcPr>
-            <w:tcW w:type="dxa" w:w="760"/>
-          </w:tcPr>
-          <w:p>
-            <w:r>
-              <w:rPr>
-                <w:sz w:val="18"/>
-              </w:rPr>
-              <w:t>—</w:t>
-            </w:r>
-          </w:p>
-        </w:tc>
-        <w:tc>
-          <w:tcPr>
-            <w:tcW w:type="dxa" w:w="760"/>
-          </w:tcPr>
-          <w:p>
-            <w:r>
-              <w:rPr>
-                <w:sz w:val="18"/>
-              </w:rPr>
-              <w:t>—</w:t>
-            </w:r>
-          </w:p>
-        </w:tc>
-        <w:tc>
-          <w:tcPr>
-            <w:tcW w:type="dxa" w:w="760"/>
-          </w:tcPr>
-          <w:p>
-            <w:r>
-              <w:rPr>
-                <w:sz w:val="18"/>
-              </w:rPr>
-              <w:t>—</w:t>
+            <w:tcW w:type="dxa" w:w="3041"/>
+          </w:tcPr>
+          <w:p>
+            <w:r>
+              <w:rPr>
+                <w:sz w:val="18"/>
+              </w:rPr>
+              <w:t>EU Dog &amp; Cat Alliance</w:t>
+            </w:r>
+          </w:p>
+        </w:tc>
+        <w:tc>
+          <w:tcPr>
+            <w:tcW w:type="dxa" w:w="3041"/>
+          </w:tcPr>
+          <w:p>
+            <w:r>
+              <w:rPr>
+                <w:sz w:val="18"/>
+              </w:rPr>
+              <w:t>Bem-estar animal</w:t>
+            </w:r>
+          </w:p>
+        </w:tc>
+        <w:tc>
+          <w:tcPr>
+            <w:tcW w:type="dxa" w:w="3041"/>
+          </w:tcPr>
+          <w:p>
+            <w:r>
+              <w:rPr>
+                <w:sz w:val="18"/>
+              </w:rPr>
+              <w:t>L1: Contra; L2: Favor; L6: Favor; L7: Reforço; L10: Reforço</w:t>
             </w:r>
           </w:p>
         </w:tc>
@@ -4086,157 +2186,40 @@
       <w:tr>
         <w:tc>
           <w:tcPr>
-            <w:tcW w:type="dxa" w:w="760"/>
-          </w:tcPr>
-          <w:p>
-            <w:r>
-              <w:rPr>
-                <w:sz w:val="18"/>
-              </w:rPr>
-              <w:t>Eurogroup for Animals</w:t>
-            </w:r>
-          </w:p>
-        </w:tc>
-        <w:tc>
-          <w:tcPr>
-            <w:tcW w:type="dxa" w:w="760"/>
-          </w:tcPr>
-          <w:p>
-            <w:r>
-              <w:rPr>
-                <w:sz w:val="18"/>
-              </w:rPr>
-              <w:t>ONG pan-europeia</w:t>
-            </w:r>
-          </w:p>
-        </w:tc>
-        <w:tc>
-          <w:tcPr>
-            <w:tcW w:type="dxa" w:w="760"/>
-          </w:tcPr>
-          <w:p>
-            <w:r>
-              <w:rPr>
-                <w:sz w:val="18"/>
-              </w:rPr>
-              <w:t>✖ suprimir isenções</w:t>
-            </w:r>
-          </w:p>
-        </w:tc>
-        <w:tc>
-          <w:tcPr>
-            <w:tcW w:type="dxa" w:w="760"/>
-          </w:tcPr>
-          <w:p>
-            <w:r>
-              <w:rPr>
-                <w:sz w:val="18"/>
-              </w:rPr>
-              <w:t>✖ proibição</w:t>
-            </w:r>
-          </w:p>
-        </w:tc>
-        <w:tc>
-          <w:tcPr>
-            <w:tcW w:type="dxa" w:w="760"/>
-          </w:tcPr>
-          <w:p>
-            <w:r>
-              <w:rPr>
-                <w:sz w:val="18"/>
-              </w:rPr>
-              <w:t>—</w:t>
-            </w:r>
-          </w:p>
-        </w:tc>
-        <w:tc>
-          <w:tcPr>
-            <w:tcW w:type="dxa" w:w="760"/>
-          </w:tcPr>
-          <w:p>
-            <w:r>
-              <w:rPr>
-                <w:sz w:val="18"/>
-              </w:rPr>
-              <w:t>✖ proibição total</w:t>
-            </w:r>
-          </w:p>
-        </w:tc>
-        <w:tc>
-          <w:tcPr>
-            <w:tcW w:type="dxa" w:w="760"/>
-          </w:tcPr>
-          <w:p>
-            <w:r>
-              <w:rPr>
-                <w:sz w:val="18"/>
-              </w:rPr>
-              <w:t>—</w:t>
-            </w:r>
-          </w:p>
-        </w:tc>
-        <w:tc>
-          <w:tcPr>
-            <w:tcW w:type="dxa" w:w="760"/>
-          </w:tcPr>
-          <w:p>
-            <w:r>
-              <w:rPr>
-                <w:sz w:val="18"/>
-              </w:rPr>
-              <w:t>✔ universal</w:t>
-            </w:r>
-          </w:p>
-        </w:tc>
-        <w:tc>
-          <w:tcPr>
-            <w:tcW w:type="dxa" w:w="760"/>
-          </w:tcPr>
-          <w:p>
-            <w:r>
-              <w:rPr>
-                <w:sz w:val="18"/>
-              </w:rPr>
-              <w:t>✖ proibir criação</w:t>
-            </w:r>
-          </w:p>
-        </w:tc>
-        <w:tc>
-          <w:tcPr>
-            <w:tcW w:type="dxa" w:w="760"/>
-          </w:tcPr>
-          <w:p>
-            <w:r>
-              <w:rPr>
-                <w:sz w:val="18"/>
-              </w:rPr>
-              <w:t>✖ proibição total</w:t>
-            </w:r>
-          </w:p>
-        </w:tc>
-        <w:tc>
-          <w:tcPr>
-            <w:tcW w:type="dxa" w:w="760"/>
-          </w:tcPr>
-          <w:p>
-            <w:r>
-              <w:rPr>
-                <w:sz w:val="18"/>
-              </w:rPr>
-              <w:t>⚠</w:t>
-            </w:r>
-          </w:p>
-        </w:tc>
-        <w:tc>
-          <w:tcPr>
-            <w:tcW w:type="dxa" w:w="760"/>
-          </w:tcPr>
-          <w:p>
-            <w:r>
-              <w:rPr>
-                <w:sz w:val="18"/>
-              </w:rPr>
-              <w:t>⚠</w:t>
+            <w:tcW w:type="dxa" w:w="3041"/>
+          </w:tcPr>
+          <w:p>
+            <w:r>
+              <w:rPr>
+                <w:sz w:val="18"/>
+              </w:rPr>
+              <w:t>Brigitte Bardot Foundation</w:t>
+            </w:r>
+          </w:p>
+        </w:tc>
+        <w:tc>
+          <w:tcPr>
+            <w:tcW w:type="dxa" w:w="3041"/>
+          </w:tcPr>
+          <w:p>
+            <w:r>
+              <w:rPr>
+                <w:sz w:val="18"/>
+              </w:rPr>
+              <w:t>Bem-estar animal</w:t>
+            </w:r>
+          </w:p>
+        </w:tc>
+        <w:tc>
+          <w:tcPr>
+            <w:tcW w:type="dxa" w:w="3041"/>
+          </w:tcPr>
+          <w:p>
+            <w:r>
+              <w:rPr>
+                <w:sz w:val="18"/>
+              </w:rPr>
+              <w:t>L1: Contra; L2: Favor; L3: Reforço; L4: Contra; L5: Reforço; L6: Favor; L7: Contra; L9: Reforço; L10: Favor</w:t>
             </w:r>
           </w:p>
         </w:tc>
@@ -4244,157 +2227,40 @@
       <w:tr>
         <w:tc>
           <w:tcPr>
-            <w:tcW w:type="dxa" w:w="760"/>
-          </w:tcPr>
-          <w:p>
-            <w:r>
-              <w:rPr>
-                <w:sz w:val="18"/>
-              </w:rPr>
-              <w:t>World Dog Alliance</w:t>
-            </w:r>
-          </w:p>
-        </w:tc>
-        <w:tc>
-          <w:tcPr>
-            <w:tcW w:type="dxa" w:w="760"/>
-          </w:tcPr>
-          <w:p>
-            <w:r>
-              <w:rPr>
-                <w:sz w:val="18"/>
-              </w:rPr>
-              <w:t>Org. internacional</w:t>
-            </w:r>
-          </w:p>
-        </w:tc>
-        <w:tc>
-          <w:tcPr>
-            <w:tcW w:type="dxa" w:w="760"/>
-          </w:tcPr>
-          <w:p>
-            <w:r>
-              <w:rPr>
-                <w:sz w:val="18"/>
-              </w:rPr>
-              <w:t>—</w:t>
-            </w:r>
-          </w:p>
-        </w:tc>
-        <w:tc>
-          <w:tcPr>
-            <w:tcW w:type="dxa" w:w="760"/>
-          </w:tcPr>
-          <w:p>
-            <w:r>
-              <w:rPr>
-                <w:sz w:val="18"/>
-              </w:rPr>
-              <w:t>—</w:t>
-            </w:r>
-          </w:p>
-        </w:tc>
-        <w:tc>
-          <w:tcPr>
-            <w:tcW w:type="dxa" w:w="760"/>
-          </w:tcPr>
-          <w:p>
-            <w:r>
-              <w:rPr>
-                <w:sz w:val="18"/>
-              </w:rPr>
-              <w:t>—</w:t>
-            </w:r>
-          </w:p>
-        </w:tc>
-        <w:tc>
-          <w:tcPr>
-            <w:tcW w:type="dxa" w:w="760"/>
-          </w:tcPr>
-          <w:p>
-            <w:r>
-              <w:rPr>
-                <w:sz w:val="18"/>
-              </w:rPr>
-              <w:t>—</w:t>
-            </w:r>
-          </w:p>
-        </w:tc>
-        <w:tc>
-          <w:tcPr>
-            <w:tcW w:type="dxa" w:w="760"/>
-          </w:tcPr>
-          <w:p>
-            <w:r>
-              <w:rPr>
-                <w:sz w:val="18"/>
-              </w:rPr>
-              <w:t>—</w:t>
-            </w:r>
-          </w:p>
-        </w:tc>
-        <w:tc>
-          <w:tcPr>
-            <w:tcW w:type="dxa" w:w="760"/>
-          </w:tcPr>
-          <w:p>
-            <w:r>
-              <w:rPr>
-                <w:sz w:val="18"/>
-              </w:rPr>
-              <w:t>—</w:t>
-            </w:r>
-          </w:p>
-        </w:tc>
-        <w:tc>
-          <w:tcPr>
-            <w:tcW w:type="dxa" w:w="760"/>
-          </w:tcPr>
-          <w:p>
-            <w:r>
-              <w:rPr>
-                <w:sz w:val="18"/>
-              </w:rPr>
-              <w:t>—</w:t>
-            </w:r>
-          </w:p>
-        </w:tc>
-        <w:tc>
-          <w:tcPr>
-            <w:tcW w:type="dxa" w:w="760"/>
-          </w:tcPr>
-          <w:p>
-            <w:r>
-              <w:rPr>
-                <w:sz w:val="18"/>
-              </w:rPr>
-              <w:t>—</w:t>
-            </w:r>
-          </w:p>
-        </w:tc>
-        <w:tc>
-          <w:tcPr>
-            <w:tcW w:type="dxa" w:w="760"/>
-          </w:tcPr>
-          <w:p>
-            <w:r>
-              <w:rPr>
-                <w:sz w:val="18"/>
-              </w:rPr>
-              <w:t>—</w:t>
-            </w:r>
-          </w:p>
-        </w:tc>
-        <w:tc>
-          <w:tcPr>
-            <w:tcW w:type="dxa" w:w="760"/>
-          </w:tcPr>
-          <w:p>
-            <w:r>
-              <w:rPr>
-                <w:sz w:val="18"/>
-              </w:rPr>
-              <w:t>—</w:t>
+            <w:tcW w:type="dxa" w:w="3041"/>
+          </w:tcPr>
+          <w:p>
+            <w:r>
+              <w:rPr>
+                <w:sz w:val="18"/>
+              </w:rPr>
+              <w:t>PETA Deutschland</w:t>
+            </w:r>
+          </w:p>
+        </w:tc>
+        <w:tc>
+          <w:tcPr>
+            <w:tcW w:type="dxa" w:w="3041"/>
+          </w:tcPr>
+          <w:p>
+            <w:r>
+              <w:rPr>
+                <w:sz w:val="18"/>
+              </w:rPr>
+              <w:t>Bem-estar animal</w:t>
+            </w:r>
+          </w:p>
+        </w:tc>
+        <w:tc>
+          <w:tcPr>
+            <w:tcW w:type="dxa" w:w="3041"/>
+          </w:tcPr>
+          <w:p>
+            <w:r>
+              <w:rPr>
+                <w:sz w:val="18"/>
+              </w:rPr>
+              <w:t>L1: Derrogação; L2: Favor; L3: Favor; L4: Reforço; L5: Contra; L6: Favor; L7: Reforço; L8: Reforço; L9: Favor; L10: Favor</w:t>
             </w:r>
           </w:p>
         </w:tc>
@@ -4402,59 +2268,320 @@
       <w:tr>
         <w:tc>
           <w:tcPr>
-            <w:tcW w:type="dxa" w:w="760"/>
-          </w:tcPr>
-          <w:p>
-            <w:r>
-              <w:rPr>
-                <w:sz w:val="18"/>
-              </w:rPr>
-              <w:t>LAV Onlus</w:t>
-            </w:r>
-          </w:p>
-        </w:tc>
-        <w:tc>
-          <w:tcPr>
-            <w:tcW w:type="dxa" w:w="760"/>
-          </w:tcPr>
-          <w:p>
-            <w:r>
-              <w:rPr>
-                <w:sz w:val="18"/>
-              </w:rPr>
-              <w:t>ONG bem-estar IT</w:t>
-            </w:r>
-          </w:p>
-        </w:tc>
-        <w:tc>
-          <w:tcPr>
-            <w:tcW w:type="dxa" w:w="760"/>
-          </w:tcPr>
-          <w:p>
-            <w:r>
-              <w:rPr>
-                <w:sz w:val="18"/>
-              </w:rPr>
-              <w:t>✖ suprimir isenções</w:t>
-            </w:r>
-          </w:p>
-        </w:tc>
-        <w:tc>
-          <w:tcPr>
-            <w:tcW w:type="dxa" w:w="760"/>
-          </w:tcPr>
-          <w:p>
-            <w:r>
-              <w:rPr>
-                <w:sz w:val="18"/>
-              </w:rPr>
-              <w:t>✖ proibição</w:t>
-            </w:r>
-          </w:p>
-        </w:tc>
-        <w:tc>
-          <w:tcPr>
-            <w:tcW w:type="dxa" w:w="760"/>
+            <w:tcW w:type="dxa" w:w="3041"/>
+          </w:tcPr>
+          <w:p>
+            <w:r>
+              <w:rPr>
+                <w:sz w:val="18"/>
+              </w:rPr>
+              <w:t>NOAH – for dyrs rettigheter</w:t>
+            </w:r>
+          </w:p>
+        </w:tc>
+        <w:tc>
+          <w:tcPr>
+            <w:tcW w:type="dxa" w:w="3041"/>
+          </w:tcPr>
+          <w:p>
+            <w:r>
+              <w:rPr>
+                <w:sz w:val="18"/>
+              </w:rPr>
+              <w:t>Bem-estar animal</w:t>
+            </w:r>
+          </w:p>
+        </w:tc>
+        <w:tc>
+          <w:tcPr>
+            <w:tcW w:type="dxa" w:w="3041"/>
+          </w:tcPr>
+          <w:p>
+            <w:r>
+              <w:rPr>
+                <w:sz w:val="18"/>
+              </w:rPr>
+              <w:t>L1: Reforço; L2: Favor; L3: Reforço; L4: Reforço; L5: Derrogação; L6: Favor; L7: Reforço; L8: Favor; L9: Favor; L10: Favor</w:t>
+            </w:r>
+          </w:p>
+        </w:tc>
+      </w:tr>
+      <w:tr>
+        <w:tc>
+          <w:tcPr>
+            <w:tcW w:type="dxa" w:w="3041"/>
+          </w:tcPr>
+          <w:p>
+            <w:r>
+              <w:rPr>
+                <w:sz w:val="18"/>
+              </w:rPr>
+              <w:t>SOS Galgos</w:t>
+            </w:r>
+          </w:p>
+        </w:tc>
+        <w:tc>
+          <w:tcPr>
+            <w:tcW w:type="dxa" w:w="3041"/>
+          </w:tcPr>
+          <w:p>
+            <w:r>
+              <w:rPr>
+                <w:sz w:val="18"/>
+              </w:rPr>
+              <w:t>Bem-estar animal</w:t>
+            </w:r>
+          </w:p>
+        </w:tc>
+        <w:tc>
+          <w:tcPr>
+            <w:tcW w:type="dxa" w:w="3041"/>
+          </w:tcPr>
+          <w:p>
+            <w:r>
+              <w:rPr>
+                <w:sz w:val="18"/>
+              </w:rPr>
+              <w:t>L1: Contra; L2: Favor; L3: Favor; L5: Contra; L6: Favor; L7: Contra; L8: Contra; L9: Favor</w:t>
+            </w:r>
+          </w:p>
+        </w:tc>
+      </w:tr>
+      <w:tr>
+        <w:tc>
+          <w:tcPr>
+            <w:tcW w:type="dxa" w:w="3041"/>
+          </w:tcPr>
+          <w:p>
+            <w:r>
+              <w:rPr>
+                <w:sz w:val="18"/>
+              </w:rPr>
+              <w:t>FENPCA</w:t>
+            </w:r>
+          </w:p>
+        </w:tc>
+        <w:tc>
+          <w:tcPr>
+            <w:tcW w:type="dxa" w:w="3041"/>
+          </w:tcPr>
+          <w:p>
+            <w:r>
+              <w:rPr>
+                <w:sz w:val="18"/>
+              </w:rPr>
+              <w:t>Bem-estar animal</w:t>
+            </w:r>
+          </w:p>
+        </w:tc>
+        <w:tc>
+          <w:tcPr>
+            <w:tcW w:type="dxa" w:w="3041"/>
+          </w:tcPr>
+          <w:p>
+            <w:r>
+              <w:rPr>
+                <w:sz w:val="18"/>
+              </w:rPr>
+              <w:t>L1: Contra; L2: Favor; L3: Reforço; L5: Contra; L6: Reforço; L7: Reforço; L8: Reforço; L9: Reforço; L10: Reforço</w:t>
+            </w:r>
+          </w:p>
+        </w:tc>
+      </w:tr>
+      <w:tr>
+        <w:tc>
+          <w:tcPr>
+            <w:tcW w:type="dxa" w:w="3041"/>
+          </w:tcPr>
+          <w:p>
+            <w:r>
+              <w:rPr>
+                <w:sz w:val="18"/>
+              </w:rPr>
+              <w:t>LAU KATU ELKARTEA</w:t>
+            </w:r>
+          </w:p>
+        </w:tc>
+        <w:tc>
+          <w:tcPr>
+            <w:tcW w:type="dxa" w:w="3041"/>
+          </w:tcPr>
+          <w:p>
+            <w:r>
+              <w:rPr>
+                <w:sz w:val="18"/>
+              </w:rPr>
+              <w:t>Bem-estar animal</w:t>
+            </w:r>
+          </w:p>
+        </w:tc>
+        <w:tc>
+          <w:tcPr>
+            <w:tcW w:type="dxa" w:w="3041"/>
+          </w:tcPr>
+          <w:p>
+            <w:r>
+              <w:rPr>
+                <w:sz w:val="18"/>
+              </w:rPr>
+              <w:t>L1: Derrogação; L2: Reforço; L3: Reforço; L5: Derrogação; L6: Reforço; L7: Reforço; L9: Reforço; L10: Favor</w:t>
+            </w:r>
+          </w:p>
+        </w:tc>
+      </w:tr>
+      <w:tr>
+        <w:tc>
+          <w:tcPr>
+            <w:tcW w:type="dxa" w:w="3041"/>
+          </w:tcPr>
+          <w:p>
+            <w:r>
+              <w:rPr>
+                <w:sz w:val="18"/>
+              </w:rPr>
+              <w:t>Asociación HAIEKIN</w:t>
+            </w:r>
+          </w:p>
+        </w:tc>
+        <w:tc>
+          <w:tcPr>
+            <w:tcW w:type="dxa" w:w="3041"/>
+          </w:tcPr>
+          <w:p>
+            <w:r>
+              <w:rPr>
+                <w:sz w:val="18"/>
+              </w:rPr>
+              <w:t>Bem-estar animal</w:t>
+            </w:r>
+          </w:p>
+        </w:tc>
+        <w:tc>
+          <w:tcPr>
+            <w:tcW w:type="dxa" w:w="3041"/>
+          </w:tcPr>
+          <w:p>
+            <w:r>
+              <w:rPr>
+                <w:sz w:val="18"/>
+              </w:rPr>
+              <w:t>L1: Derrogação; L2: Reforço; L3: Reforço; L5: Derrogação; L6: Reforço; L7: Reforço; L9: Reforço; L10: Favor</w:t>
+            </w:r>
+          </w:p>
+        </w:tc>
+      </w:tr>
+      <w:tr>
+        <w:tc>
+          <w:tcPr>
+            <w:tcW w:type="dxa" w:w="3041"/>
+          </w:tcPr>
+          <w:p>
+            <w:r>
+              <w:rPr>
+                <w:sz w:val="18"/>
+              </w:rPr>
+              <w:t>APARIOJA (La Rioja)</w:t>
+            </w:r>
+          </w:p>
+        </w:tc>
+        <w:tc>
+          <w:tcPr>
+            <w:tcW w:type="dxa" w:w="3041"/>
+          </w:tcPr>
+          <w:p>
+            <w:r>
+              <w:rPr>
+                <w:sz w:val="18"/>
+              </w:rPr>
+              <w:t>Bem-estar animal</w:t>
+            </w:r>
+          </w:p>
+        </w:tc>
+        <w:tc>
+          <w:tcPr>
+            <w:tcW w:type="dxa" w:w="3041"/>
+          </w:tcPr>
+          <w:p>
+            <w:r>
+              <w:rPr>
+                <w:sz w:val="18"/>
+              </w:rPr>
+              <w:t>L1: Derrogação; L2: Reforço; L3: Reforço; L5: Derrogação; L6: Reforço; L7: Reforço; L9: Reforço; L10: Favor</w:t>
+            </w:r>
+          </w:p>
+        </w:tc>
+      </w:tr>
+      <w:tr>
+        <w:tc>
+          <w:tcPr>
+            <w:tcW w:type="dxa" w:w="3041"/>
+          </w:tcPr>
+          <w:p>
+            <w:r>
+              <w:rPr>
+                <w:sz w:val="18"/>
+              </w:rPr>
+              <w:t>MIS AMIGAS LAS PALOMAS</w:t>
+            </w:r>
+          </w:p>
+        </w:tc>
+        <w:tc>
+          <w:tcPr>
+            <w:tcW w:type="dxa" w:w="3041"/>
+          </w:tcPr>
+          <w:p>
+            <w:r>
+              <w:rPr>
+                <w:sz w:val="18"/>
+              </w:rPr>
+              <w:t>Bem-estar animal</w:t>
+            </w:r>
+          </w:p>
+        </w:tc>
+        <w:tc>
+          <w:tcPr>
+            <w:tcW w:type="dxa" w:w="3041"/>
+          </w:tcPr>
+          <w:p>
+            <w:r>
+              <w:rPr>
+                <w:sz w:val="18"/>
+              </w:rPr>
+              <w:t>L1: Derrogação; L2: Favor; L3: Favor; L5: Contra; L6: Favor; L7: Reforço; L8: Reforço; L9: Favor; L10: Favor</w:t>
+            </w:r>
+          </w:p>
+        </w:tc>
+      </w:tr>
+      <w:tr>
+        <w:tc>
+          <w:tcPr>
+            <w:tcW w:type="dxa" w:w="3041"/>
+          </w:tcPr>
+          <w:p>
+            <w:r>
+              <w:rPr>
+                <w:sz w:val="18"/>
+              </w:rPr>
+              <w:t>INTERcids</w:t>
+            </w:r>
+          </w:p>
+        </w:tc>
+        <w:tc>
+          <w:tcPr>
+            <w:tcW w:type="dxa" w:w="3041"/>
+          </w:tcPr>
+          <w:p>
+            <w:r>
+              <w:rPr>
+                <w:sz w:val="18"/>
+              </w:rPr>
+              <w:t>Bem-estar animal</w:t>
+            </w:r>
+          </w:p>
+        </w:tc>
+        <w:tc>
+          <w:tcPr>
+            <w:tcW w:type="dxa" w:w="3041"/>
           </w:tcPr>
           <w:p>
             <w:r>
@@ -4465,22 +2592,566 @@
             </w:r>
           </w:p>
         </w:tc>
-        <w:tc>
-          <w:tcPr>
-            <w:tcW w:type="dxa" w:w="760"/>
-          </w:tcPr>
-          <w:p>
-            <w:r>
-              <w:rPr>
-                <w:sz w:val="18"/>
-              </w:rPr>
-              <w:t>✖ proibição total</w:t>
-            </w:r>
-          </w:p>
-        </w:tc>
-        <w:tc>
-          <w:tcPr>
-            <w:tcW w:type="dxa" w:w="760"/>
+      </w:tr>
+      <w:tr>
+        <w:tc>
+          <w:tcPr>
+            <w:tcW w:type="dxa" w:w="3041"/>
+          </w:tcPr>
+          <w:p>
+            <w:r>
+              <w:rPr>
+                <w:sz w:val="18"/>
+              </w:rPr>
+              <w:t>── Veterinária ──</w:t>
+            </w:r>
+          </w:p>
+        </w:tc>
+        <w:tc>
+          <w:tcPr>
+            <w:tcW w:type="dxa" w:w="3041"/>
+          </w:tcPr>
+          <w:p>
+            <w:r>
+              <w:rPr>
+                <w:sz w:val="18"/>
+              </w:rPr>
+            </w:r>
+          </w:p>
+        </w:tc>
+        <w:tc>
+          <w:tcPr>
+            <w:tcW w:type="dxa" w:w="3041"/>
+          </w:tcPr>
+          <w:p>
+            <w:r>
+              <w:rPr>
+                <w:sz w:val="18"/>
+              </w:rPr>
+            </w:r>
+          </w:p>
+        </w:tc>
+      </w:tr>
+      <w:tr>
+        <w:tc>
+          <w:tcPr>
+            <w:tcW w:type="dxa" w:w="3041"/>
+          </w:tcPr>
+          <w:p>
+            <w:r>
+              <w:rPr>
+                <w:sz w:val="18"/>
+              </w:rPr>
+              <w:t>FVE (Fed. Veterinários EU)</w:t>
+            </w:r>
+          </w:p>
+        </w:tc>
+        <w:tc>
+          <w:tcPr>
+            <w:tcW w:type="dxa" w:w="3041"/>
+          </w:tcPr>
+          <w:p>
+            <w:r>
+              <w:rPr>
+                <w:sz w:val="18"/>
+              </w:rPr>
+              <w:t>Veterinária</w:t>
+            </w:r>
+          </w:p>
+        </w:tc>
+        <w:tc>
+          <w:tcPr>
+            <w:tcW w:type="dxa" w:w="3041"/>
+          </w:tcPr>
+          <w:p>
+            <w:r>
+              <w:rPr>
+                <w:sz w:val="18"/>
+              </w:rPr>
+              <w:t>L1: Contra; L2: Favor; L3: Favor; L6: Favor; L7: Reforço; L9: Favor; L10: Favor</w:t>
+            </w:r>
+          </w:p>
+        </w:tc>
+      </w:tr>
+      <w:tr>
+        <w:tc>
+          <w:tcPr>
+            <w:tcW w:type="dxa" w:w="3041"/>
+          </w:tcPr>
+          <w:p>
+            <w:r>
+              <w:rPr>
+                <w:sz w:val="18"/>
+              </w:rPr>
+              <w:t>WSAVA</w:t>
+            </w:r>
+          </w:p>
+        </w:tc>
+        <w:tc>
+          <w:tcPr>
+            <w:tcW w:type="dxa" w:w="3041"/>
+          </w:tcPr>
+          <w:p>
+            <w:r>
+              <w:rPr>
+                <w:sz w:val="18"/>
+              </w:rPr>
+              <w:t>Veterinária</w:t>
+            </w:r>
+          </w:p>
+        </w:tc>
+        <w:tc>
+          <w:tcPr>
+            <w:tcW w:type="dxa" w:w="3041"/>
+          </w:tcPr>
+          <w:p>
+            <w:r>
+              <w:rPr>
+                <w:sz w:val="18"/>
+              </w:rPr>
+              <w:t>L1: Reforço; L3: Favor; L4: Contra; L6: Favor; L7: Reforço; L8: Contra; L9: Favor; L10: Favor</w:t>
+            </w:r>
+          </w:p>
+        </w:tc>
+      </w:tr>
+      <w:tr>
+        <w:tc>
+          <w:tcPr>
+            <w:tcW w:type="dxa" w:w="3041"/>
+          </w:tcPr>
+          <w:p>
+            <w:r>
+              <w:rPr>
+                <w:sz w:val="18"/>
+              </w:rPr>
+              <w:t>Danish Veterinary Assoc.</w:t>
+            </w:r>
+          </w:p>
+        </w:tc>
+        <w:tc>
+          <w:tcPr>
+            <w:tcW w:type="dxa" w:w="3041"/>
+          </w:tcPr>
+          <w:p>
+            <w:r>
+              <w:rPr>
+                <w:sz w:val="18"/>
+              </w:rPr>
+              <w:t>Veterinária</w:t>
+            </w:r>
+          </w:p>
+        </w:tc>
+        <w:tc>
+          <w:tcPr>
+            <w:tcW w:type="dxa" w:w="3041"/>
+          </w:tcPr>
+          <w:p>
+            <w:r>
+              <w:rPr>
+                <w:sz w:val="18"/>
+              </w:rPr>
+              <w:t>L1: Contra; L2: Favor; L3: Reforço; L6: Favor; L7: Reforço; L10: Favor</w:t>
+            </w:r>
+          </w:p>
+        </w:tc>
+      </w:tr>
+      <w:tr>
+        <w:tc>
+          <w:tcPr>
+            <w:tcW w:type="dxa" w:w="3041"/>
+          </w:tcPr>
+          <w:p>
+            <w:r>
+              <w:rPr>
+                <w:sz w:val="18"/>
+              </w:rPr>
+              <w:t>Federal Chamber Vet. (BTK 🇩🇪)</w:t>
+            </w:r>
+          </w:p>
+        </w:tc>
+        <w:tc>
+          <w:tcPr>
+            <w:tcW w:type="dxa" w:w="3041"/>
+          </w:tcPr>
+          <w:p>
+            <w:r>
+              <w:rPr>
+                <w:sz w:val="18"/>
+              </w:rPr>
+              <w:t>Veterinária</w:t>
+            </w:r>
+          </w:p>
+        </w:tc>
+        <w:tc>
+          <w:tcPr>
+            <w:tcW w:type="dxa" w:w="3041"/>
+          </w:tcPr>
+          <w:p>
+            <w:r>
+              <w:rPr>
+                <w:sz w:val="18"/>
+              </w:rPr>
+              <w:t>L1: Reforço; L6: Favor</w:t>
+            </w:r>
+          </w:p>
+        </w:tc>
+      </w:tr>
+      <w:tr>
+        <w:tc>
+          <w:tcPr>
+            <w:tcW w:type="dxa" w:w="3041"/>
+          </w:tcPr>
+          <w:p>
+            <w:r>
+              <w:rPr>
+                <w:sz w:val="18"/>
+              </w:rPr>
+              <w:t>Norwegian Vet. Nurses Assoc.</w:t>
+            </w:r>
+          </w:p>
+        </w:tc>
+        <w:tc>
+          <w:tcPr>
+            <w:tcW w:type="dxa" w:w="3041"/>
+          </w:tcPr>
+          <w:p>
+            <w:r>
+              <w:rPr>
+                <w:sz w:val="18"/>
+              </w:rPr>
+              <w:t>Veterinária</w:t>
+            </w:r>
+          </w:p>
+        </w:tc>
+        <w:tc>
+          <w:tcPr>
+            <w:tcW w:type="dxa" w:w="3041"/>
+          </w:tcPr>
+          <w:p>
+            <w:r>
+              <w:rPr>
+                <w:sz w:val="18"/>
+              </w:rPr>
+              <w:t>L6: Favor</w:t>
+            </w:r>
+          </w:p>
+        </w:tc>
+      </w:tr>
+      <w:tr>
+        <w:tc>
+          <w:tcPr>
+            <w:tcW w:type="dxa" w:w="3041"/>
+          </w:tcPr>
+          <w:p>
+            <w:r>
+              <w:rPr>
+                <w:sz w:val="18"/>
+              </w:rPr>
+              <w:t>Manteca / UAB</w:t>
+            </w:r>
+          </w:p>
+        </w:tc>
+        <w:tc>
+          <w:tcPr>
+            <w:tcW w:type="dxa" w:w="3041"/>
+          </w:tcPr>
+          <w:p>
+            <w:r>
+              <w:rPr>
+                <w:sz w:val="18"/>
+              </w:rPr>
+              <w:t>Veterinária</w:t>
+            </w:r>
+          </w:p>
+        </w:tc>
+        <w:tc>
+          <w:tcPr>
+            <w:tcW w:type="dxa" w:w="3041"/>
+          </w:tcPr>
+          <w:p>
+            <w:r>
+              <w:rPr>
+                <w:sz w:val="18"/>
+              </w:rPr>
+              <w:t>L3: Contra</w:t>
+            </w:r>
+          </w:p>
+        </w:tc>
+      </w:tr>
+      <w:tr>
+        <w:tc>
+          <w:tcPr>
+            <w:tcW w:type="dxa" w:w="3041"/>
+          </w:tcPr>
+          <w:p>
+            <w:r>
+              <w:rPr>
+                <w:sz w:val="18"/>
+              </w:rPr>
+              <w:t>UAB (Comportamento animal)</w:t>
+            </w:r>
+          </w:p>
+        </w:tc>
+        <w:tc>
+          <w:tcPr>
+            <w:tcW w:type="dxa" w:w="3041"/>
+          </w:tcPr>
+          <w:p>
+            <w:r>
+              <w:rPr>
+                <w:sz w:val="18"/>
+              </w:rPr>
+              <w:t>Veterinária</w:t>
+            </w:r>
+          </w:p>
+        </w:tc>
+        <w:tc>
+          <w:tcPr>
+            <w:tcW w:type="dxa" w:w="3041"/>
+          </w:tcPr>
+          <w:p>
+            <w:r>
+              <w:rPr>
+                <w:sz w:val="18"/>
+              </w:rPr>
+              <w:t>L3: Contra</w:t>
+            </w:r>
+          </w:p>
+        </w:tc>
+      </w:tr>
+      <w:tr>
+        <w:tc>
+          <w:tcPr>
+            <w:tcW w:type="dxa" w:w="3041"/>
+          </w:tcPr>
+          <w:p>
+            <w:r>
+              <w:rPr>
+                <w:sz w:val="18"/>
+              </w:rPr>
+              <w:t>VIRBAC</w:t>
+            </w:r>
+          </w:p>
+        </w:tc>
+        <w:tc>
+          <w:tcPr>
+            <w:tcW w:type="dxa" w:w="3041"/>
+          </w:tcPr>
+          <w:p>
+            <w:r>
+              <w:rPr>
+                <w:sz w:val="18"/>
+              </w:rPr>
+              <w:t>Veterinária</w:t>
+            </w:r>
+          </w:p>
+        </w:tc>
+        <w:tc>
+          <w:tcPr>
+            <w:tcW w:type="dxa" w:w="3041"/>
+          </w:tcPr>
+          <w:p>
+            <w:r>
+              <w:rPr>
+                <w:sz w:val="18"/>
+              </w:rPr>
+              <w:t>L3: Contra</w:t>
+            </w:r>
+          </w:p>
+        </w:tc>
+      </w:tr>
+      <w:tr>
+        <w:tc>
+          <w:tcPr>
+            <w:tcW w:type="dxa" w:w="3041"/>
+          </w:tcPr>
+          <w:p>
+            <w:r>
+              <w:rPr>
+                <w:sz w:val="18"/>
+              </w:rPr>
+              <w:t>── Kennel clubs e felinologia ──</w:t>
+            </w:r>
+          </w:p>
+        </w:tc>
+        <w:tc>
+          <w:tcPr>
+            <w:tcW w:type="dxa" w:w="3041"/>
+          </w:tcPr>
+          <w:p>
+            <w:r>
+              <w:rPr>
+                <w:sz w:val="18"/>
+              </w:rPr>
+            </w:r>
+          </w:p>
+        </w:tc>
+        <w:tc>
+          <w:tcPr>
+            <w:tcW w:type="dxa" w:w="3041"/>
+          </w:tcPr>
+          <w:p>
+            <w:r>
+              <w:rPr>
+                <w:sz w:val="18"/>
+              </w:rPr>
+            </w:r>
+          </w:p>
+        </w:tc>
+      </w:tr>
+      <w:tr>
+        <w:tc>
+          <w:tcPr>
+            <w:tcW w:type="dxa" w:w="3041"/>
+          </w:tcPr>
+          <w:p>
+            <w:r>
+              <w:rPr>
+                <w:sz w:val="18"/>
+              </w:rPr>
+              <w:t>Koninklijke Hondenbescherming</w:t>
+            </w:r>
+          </w:p>
+        </w:tc>
+        <w:tc>
+          <w:tcPr>
+            <w:tcW w:type="dxa" w:w="3041"/>
+          </w:tcPr>
+          <w:p>
+            <w:r>
+              <w:rPr>
+                <w:sz w:val="18"/>
+              </w:rPr>
+              <w:t>Kennel clubs e felinologia</w:t>
+            </w:r>
+          </w:p>
+        </w:tc>
+        <w:tc>
+          <w:tcPr>
+            <w:tcW w:type="dxa" w:w="3041"/>
+          </w:tcPr>
+          <w:p>
+            <w:r>
+              <w:rPr>
+                <w:sz w:val="18"/>
+              </w:rPr>
+              <w:t>L2: Contra; L6: Favor</w:t>
+            </w:r>
+          </w:p>
+        </w:tc>
+      </w:tr>
+      <w:tr>
+        <w:tc>
+          <w:tcPr>
+            <w:tcW w:type="dxa" w:w="3041"/>
+          </w:tcPr>
+          <w:p>
+            <w:r>
+              <w:rPr>
+                <w:sz w:val="18"/>
+              </w:rPr>
+              <w:t>The Dutch Kennel Club</w:t>
+            </w:r>
+          </w:p>
+        </w:tc>
+        <w:tc>
+          <w:tcPr>
+            <w:tcW w:type="dxa" w:w="3041"/>
+          </w:tcPr>
+          <w:p>
+            <w:r>
+              <w:rPr>
+                <w:sz w:val="18"/>
+              </w:rPr>
+              <w:t>Kennel clubs e felinologia</w:t>
+            </w:r>
+          </w:p>
+        </w:tc>
+        <w:tc>
+          <w:tcPr>
+            <w:tcW w:type="dxa" w:w="3041"/>
+          </w:tcPr>
+          <w:p>
+            <w:r>
+              <w:rPr>
+                <w:sz w:val="18"/>
+              </w:rPr>
+              <w:t>L1: Contra; L6: Favor; L7: Reforço; L10: Favor</w:t>
+            </w:r>
+          </w:p>
+        </w:tc>
+      </w:tr>
+      <w:tr>
+        <w:tc>
+          <w:tcPr>
+            <w:tcW w:type="dxa" w:w="3041"/>
+          </w:tcPr>
+          <w:p>
+            <w:r>
+              <w:rPr>
+                <w:sz w:val="18"/>
+              </w:rPr>
+              <w:t>Norwegian Kennel Club</w:t>
+            </w:r>
+          </w:p>
+        </w:tc>
+        <w:tc>
+          <w:tcPr>
+            <w:tcW w:type="dxa" w:w="3041"/>
+          </w:tcPr>
+          <w:p>
+            <w:r>
+              <w:rPr>
+                <w:sz w:val="18"/>
+              </w:rPr>
+              <w:t>Kennel clubs e felinologia</w:t>
+            </w:r>
+          </w:p>
+        </w:tc>
+        <w:tc>
+          <w:tcPr>
+            <w:tcW w:type="dxa" w:w="3041"/>
+          </w:tcPr>
+          <w:p>
+            <w:r>
+              <w:rPr>
+                <w:sz w:val="18"/>
+              </w:rPr>
+              <w:t>L1: Favor; L2: Favor; L3: Derrogação; L4: Derrogação; L5: Derrogação; L6: Favor; L7: Reforço; L8: Favor; L9: Favor</w:t>
+            </w:r>
+          </w:p>
+        </w:tc>
+      </w:tr>
+      <w:tr>
+        <w:tc>
+          <w:tcPr>
+            <w:tcW w:type="dxa" w:w="3041"/>
+          </w:tcPr>
+          <w:p>
+            <w:r>
+              <w:rPr>
+                <w:sz w:val="18"/>
+              </w:rPr>
+              <w:t>Lithuanian Felinology (Bubaste)</w:t>
+            </w:r>
+          </w:p>
+        </w:tc>
+        <w:tc>
+          <w:tcPr>
+            <w:tcW w:type="dxa" w:w="3041"/>
+          </w:tcPr>
+          <w:p>
+            <w:r>
+              <w:rPr>
+                <w:sz w:val="18"/>
+              </w:rPr>
+              <w:t>Kennel clubs e felinologia</w:t>
+            </w:r>
+          </w:p>
+        </w:tc>
+        <w:tc>
+          <w:tcPr>
+            <w:tcW w:type="dxa" w:w="3041"/>
           </w:tcPr>
           <w:p>
             <w:r>
@@ -4491,61 +3162,890 @@
             </w:r>
           </w:p>
         </w:tc>
-        <w:tc>
-          <w:tcPr>
-            <w:tcW w:type="dxa" w:w="760"/>
-          </w:tcPr>
-          <w:p>
-            <w:r>
-              <w:rPr>
-                <w:sz w:val="18"/>
-              </w:rPr>
-              <w:t>✔ universal</w:t>
-            </w:r>
-          </w:p>
-        </w:tc>
-        <w:tc>
-          <w:tcPr>
-            <w:tcW w:type="dxa" w:w="760"/>
-          </w:tcPr>
-          <w:p>
-            <w:r>
-              <w:rPr>
-                <w:sz w:val="18"/>
-              </w:rPr>
-              <w:t>✖ proibir criação</w:t>
-            </w:r>
-          </w:p>
-        </w:tc>
-        <w:tc>
-          <w:tcPr>
-            <w:tcW w:type="dxa" w:w="760"/>
-          </w:tcPr>
-          <w:p>
-            <w:r>
-              <w:rPr>
-                <w:sz w:val="18"/>
-              </w:rPr>
-              <w:t>✖ proibição total</w:t>
-            </w:r>
-          </w:p>
-        </w:tc>
-        <w:tc>
-          <w:tcPr>
-            <w:tcW w:type="dxa" w:w="760"/>
-          </w:tcPr>
-          <w:p>
-            <w:r>
-              <w:rPr>
-                <w:sz w:val="18"/>
-              </w:rPr>
-              <w:t>⚠</w:t>
-            </w:r>
-          </w:p>
-        </w:tc>
-        <w:tc>
-          <w:tcPr>
-            <w:tcW w:type="dxa" w:w="760"/>
+      </w:tr>
+      <w:tr>
+        <w:tc>
+          <w:tcPr>
+            <w:tcW w:type="dxa" w:w="3041"/>
+          </w:tcPr>
+          <w:p>
+            <w:r>
+              <w:rPr>
+                <w:sz w:val="18"/>
+              </w:rPr>
+              <w:t>── Caçadores e uso funcional ──</w:t>
+            </w:r>
+          </w:p>
+        </w:tc>
+        <w:tc>
+          <w:tcPr>
+            <w:tcW w:type="dxa" w:w="3041"/>
+          </w:tcPr>
+          <w:p>
+            <w:r>
+              <w:rPr>
+                <w:sz w:val="18"/>
+              </w:rPr>
+            </w:r>
+          </w:p>
+        </w:tc>
+        <w:tc>
+          <w:tcPr>
+            <w:tcW w:type="dxa" w:w="3041"/>
+          </w:tcPr>
+          <w:p>
+            <w:r>
+              <w:rPr>
+                <w:sz w:val="18"/>
+              </w:rPr>
+            </w:r>
+          </w:p>
+        </w:tc>
+      </w:tr>
+      <w:tr>
+        <w:tc>
+          <w:tcPr>
+            <w:tcW w:type="dxa" w:w="3041"/>
+          </w:tcPr>
+          <w:p>
+            <w:r>
+              <w:rPr>
+                <w:sz w:val="18"/>
+              </w:rPr>
+              <w:t>FACE (Fed. Caçadores EU)</w:t>
+            </w:r>
+          </w:p>
+        </w:tc>
+        <w:tc>
+          <w:tcPr>
+            <w:tcW w:type="dxa" w:w="3041"/>
+          </w:tcPr>
+          <w:p>
+            <w:r>
+              <w:rPr>
+                <w:sz w:val="18"/>
+              </w:rPr>
+              <w:t>Caçadores e uso funcional</w:t>
+            </w:r>
+          </w:p>
+        </w:tc>
+        <w:tc>
+          <w:tcPr>
+            <w:tcW w:type="dxa" w:w="3041"/>
+          </w:tcPr>
+          <w:p>
+            <w:r>
+              <w:rPr>
+                <w:sz w:val="18"/>
+              </w:rPr>
+              <w:t>L1: Derrogação; L4: Derrogação; L5: Derrogação</w:t>
+            </w:r>
+          </w:p>
+        </w:tc>
+      </w:tr>
+      <w:tr>
+        <w:tc>
+          <w:tcPr>
+            <w:tcW w:type="dxa" w:w="3041"/>
+          </w:tcPr>
+          <w:p>
+            <w:r>
+              <w:rPr>
+                <w:sz w:val="18"/>
+              </w:rPr>
+              <w:t>Féd. Nationale Chasseurs (FR)</w:t>
+            </w:r>
+          </w:p>
+        </w:tc>
+        <w:tc>
+          <w:tcPr>
+            <w:tcW w:type="dxa" w:w="3041"/>
+          </w:tcPr>
+          <w:p>
+            <w:r>
+              <w:rPr>
+                <w:sz w:val="18"/>
+              </w:rPr>
+              <w:t>Caçadores e uso funcional</w:t>
+            </w:r>
+          </w:p>
+        </w:tc>
+        <w:tc>
+          <w:tcPr>
+            <w:tcW w:type="dxa" w:w="3041"/>
+          </w:tcPr>
+          <w:p>
+            <w:r>
+              <w:rPr>
+                <w:sz w:val="18"/>
+              </w:rPr>
+              <w:t>L1: Derrogação; L4: Derrogação; L5: Derrogação; L6: Derrogação</w:t>
+            </w:r>
+          </w:p>
+        </w:tc>
+      </w:tr>
+      <w:tr>
+        <w:tc>
+          <w:tcPr>
+            <w:tcW w:type="dxa" w:w="3041"/>
+          </w:tcPr>
+          <w:p>
+            <w:r>
+              <w:rPr>
+                <w:sz w:val="18"/>
+              </w:rPr>
+              <w:t>Real Fed. Española de Caza</w:t>
+            </w:r>
+          </w:p>
+        </w:tc>
+        <w:tc>
+          <w:tcPr>
+            <w:tcW w:type="dxa" w:w="3041"/>
+          </w:tcPr>
+          <w:p>
+            <w:r>
+              <w:rPr>
+                <w:sz w:val="18"/>
+              </w:rPr>
+              <w:t>Caçadores e uso funcional</w:t>
+            </w:r>
+          </w:p>
+        </w:tc>
+        <w:tc>
+          <w:tcPr>
+            <w:tcW w:type="dxa" w:w="3041"/>
+          </w:tcPr>
+          <w:p>
+            <w:r>
+              <w:rPr>
+                <w:sz w:val="18"/>
+              </w:rPr>
+              <w:t>L1: Derrogação; L5: Favor; L8: Contra</w:t>
+            </w:r>
+          </w:p>
+        </w:tc>
+      </w:tr>
+      <w:tr>
+        <w:tc>
+          <w:tcPr>
+            <w:tcW w:type="dxa" w:w="3041"/>
+          </w:tcPr>
+          <w:p>
+            <w:r>
+              <w:rPr>
+                <w:sz w:val="18"/>
+              </w:rPr>
+              <w:t>── Indústria e comércio ──</w:t>
+            </w:r>
+          </w:p>
+        </w:tc>
+        <w:tc>
+          <w:tcPr>
+            <w:tcW w:type="dxa" w:w="3041"/>
+          </w:tcPr>
+          <w:p>
+            <w:r>
+              <w:rPr>
+                <w:sz w:val="18"/>
+              </w:rPr>
+            </w:r>
+          </w:p>
+        </w:tc>
+        <w:tc>
+          <w:tcPr>
+            <w:tcW w:type="dxa" w:w="3041"/>
+          </w:tcPr>
+          <w:p>
+            <w:r>
+              <w:rPr>
+                <w:sz w:val="18"/>
+              </w:rPr>
+            </w:r>
+          </w:p>
+        </w:tc>
+      </w:tr>
+      <w:tr>
+        <w:tc>
+          <w:tcPr>
+            <w:tcW w:type="dxa" w:w="3041"/>
+          </w:tcPr>
+          <w:p>
+            <w:r>
+              <w:rPr>
+                <w:sz w:val="18"/>
+              </w:rPr>
+              <w:t>FEDIAF</w:t>
+            </w:r>
+          </w:p>
+        </w:tc>
+        <w:tc>
+          <w:tcPr>
+            <w:tcW w:type="dxa" w:w="3041"/>
+          </w:tcPr>
+          <w:p>
+            <w:r>
+              <w:rPr>
+                <w:sz w:val="18"/>
+              </w:rPr>
+              <w:t>Indústria e comércio</w:t>
+            </w:r>
+          </w:p>
+        </w:tc>
+        <w:tc>
+          <w:tcPr>
+            <w:tcW w:type="dxa" w:w="3041"/>
+          </w:tcPr>
+          <w:p>
+            <w:r>
+              <w:rPr>
+                <w:sz w:val="18"/>
+              </w:rPr>
+              <w:t>—</w:t>
+            </w:r>
+          </w:p>
+        </w:tc>
+      </w:tr>
+      <w:tr>
+        <w:tc>
+          <w:tcPr>
+            <w:tcW w:type="dxa" w:w="3041"/>
+          </w:tcPr>
+          <w:p>
+            <w:r>
+              <w:rPr>
+                <w:sz w:val="18"/>
+              </w:rPr>
+              <w:t>MSD Animal Health</w:t>
+            </w:r>
+          </w:p>
+        </w:tc>
+        <w:tc>
+          <w:tcPr>
+            <w:tcW w:type="dxa" w:w="3041"/>
+          </w:tcPr>
+          <w:p>
+            <w:r>
+              <w:rPr>
+                <w:sz w:val="18"/>
+              </w:rPr>
+              <w:t>Indústria e comércio</w:t>
+            </w:r>
+          </w:p>
+        </w:tc>
+        <w:tc>
+          <w:tcPr>
+            <w:tcW w:type="dxa" w:w="3041"/>
+          </w:tcPr>
+          <w:p>
+            <w:r>
+              <w:rPr>
+                <w:sz w:val="18"/>
+              </w:rPr>
+              <w:t>L6: Reforço</w:t>
+            </w:r>
+          </w:p>
+        </w:tc>
+      </w:tr>
+      <w:tr>
+        <w:tc>
+          <w:tcPr>
+            <w:tcW w:type="dxa" w:w="3041"/>
+          </w:tcPr>
+          <w:p>
+            <w:r>
+              <w:rPr>
+                <w:sz w:val="18"/>
+              </w:rPr>
+              <w:t>AnimalhealthEurope</w:t>
+            </w:r>
+          </w:p>
+        </w:tc>
+        <w:tc>
+          <w:tcPr>
+            <w:tcW w:type="dxa" w:w="3041"/>
+          </w:tcPr>
+          <w:p>
+            <w:r>
+              <w:rPr>
+                <w:sz w:val="18"/>
+              </w:rPr>
+              <w:t>Indústria e comércio</w:t>
+            </w:r>
+          </w:p>
+        </w:tc>
+        <w:tc>
+          <w:tcPr>
+            <w:tcW w:type="dxa" w:w="3041"/>
+          </w:tcPr>
+          <w:p>
+            <w:r>
+              <w:rPr>
+                <w:sz w:val="18"/>
+              </w:rPr>
+              <w:t>L1: Reforço; L2: Contra; L6: Favor; L7: Reforço; L10: Favor</w:t>
+            </w:r>
+          </w:p>
+        </w:tc>
+      </w:tr>
+      <w:tr>
+        <w:tc>
+          <w:tcPr>
+            <w:tcW w:type="dxa" w:w="3041"/>
+          </w:tcPr>
+          <w:p>
+            <w:r>
+              <w:rPr>
+                <w:sz w:val="18"/>
+              </w:rPr>
+              <w:t>Electronic Collar Manufacturers</w:t>
+            </w:r>
+          </w:p>
+        </w:tc>
+        <w:tc>
+          <w:tcPr>
+            <w:tcW w:type="dxa" w:w="3041"/>
+          </w:tcPr>
+          <w:p>
+            <w:r>
+              <w:rPr>
+                <w:sz w:val="18"/>
+              </w:rPr>
+              <w:t>Indústria e comércio</w:t>
+            </w:r>
+          </w:p>
+        </w:tc>
+        <w:tc>
+          <w:tcPr>
+            <w:tcW w:type="dxa" w:w="3041"/>
+          </w:tcPr>
+          <w:p>
+            <w:r>
+              <w:rPr>
+                <w:sz w:val="18"/>
+              </w:rPr>
+              <w:t>L4: Contra; L5: Favor</w:t>
+            </w:r>
+          </w:p>
+        </w:tc>
+      </w:tr>
+      <w:tr>
+        <w:tc>
+          <w:tcPr>
+            <w:tcW w:type="dxa" w:w="3041"/>
+          </w:tcPr>
+          <w:p>
+            <w:r>
+              <w:rPr>
+                <w:sz w:val="18"/>
+              </w:rPr>
+              <w:t>Assoc. Responsible Dog Owners</w:t>
+            </w:r>
+          </w:p>
+        </w:tc>
+        <w:tc>
+          <w:tcPr>
+            <w:tcW w:type="dxa" w:w="3041"/>
+          </w:tcPr>
+          <w:p>
+            <w:r>
+              <w:rPr>
+                <w:sz w:val="18"/>
+              </w:rPr>
+              <w:t>Indústria e comércio</w:t>
+            </w:r>
+          </w:p>
+        </w:tc>
+        <w:tc>
+          <w:tcPr>
+            <w:tcW w:type="dxa" w:w="3041"/>
+          </w:tcPr>
+          <w:p>
+            <w:r>
+              <w:rPr>
+                <w:sz w:val="18"/>
+              </w:rPr>
+              <w:t>L4: Derrogação; L5: Derrogação</w:t>
+            </w:r>
+          </w:p>
+        </w:tc>
+      </w:tr>
+      <w:tr>
+        <w:tc>
+          <w:tcPr>
+            <w:tcW w:type="dxa" w:w="3041"/>
+          </w:tcPr>
+          <w:p>
+            <w:r>
+              <w:rPr>
+                <w:sz w:val="18"/>
+              </w:rPr>
+              <w:t>Classifieds Marketplaces Europe</w:t>
+            </w:r>
+          </w:p>
+        </w:tc>
+        <w:tc>
+          <w:tcPr>
+            <w:tcW w:type="dxa" w:w="3041"/>
+          </w:tcPr>
+          <w:p>
+            <w:r>
+              <w:rPr>
+                <w:sz w:val="18"/>
+              </w:rPr>
+              <w:t>Indústria e comércio</w:t>
+            </w:r>
+          </w:p>
+        </w:tc>
+        <w:tc>
+          <w:tcPr>
+            <w:tcW w:type="dxa" w:w="3041"/>
+          </w:tcPr>
+          <w:p>
+            <w:r>
+              <w:rPr>
+                <w:sz w:val="18"/>
+              </w:rPr>
+              <w:t>L10: Derrogação</w:t>
+            </w:r>
+          </w:p>
+        </w:tc>
+      </w:tr>
+      <w:tr>
+        <w:tc>
+          <w:tcPr>
+            <w:tcW w:type="dxa" w:w="3041"/>
+          </w:tcPr>
+          <w:p>
+            <w:r>
+              <w:rPr>
+                <w:sz w:val="18"/>
+              </w:rPr>
+              <w:t>European Pet Organization (EPO)</w:t>
+            </w:r>
+          </w:p>
+        </w:tc>
+        <w:tc>
+          <w:tcPr>
+            <w:tcW w:type="dxa" w:w="3041"/>
+          </w:tcPr>
+          <w:p>
+            <w:r>
+              <w:rPr>
+                <w:sz w:val="18"/>
+              </w:rPr>
+              <w:t>Indústria e comércio</w:t>
+            </w:r>
+          </w:p>
+        </w:tc>
+        <w:tc>
+          <w:tcPr>
+            <w:tcW w:type="dxa" w:w="3041"/>
+          </w:tcPr>
+          <w:p>
+            <w:r>
+              <w:rPr>
+                <w:sz w:val="18"/>
+              </w:rPr>
+              <w:t>—</w:t>
+            </w:r>
+          </w:p>
+        </w:tc>
+      </w:tr>
+      <w:tr>
+        <w:tc>
+          <w:tcPr>
+            <w:tcW w:type="dxa" w:w="3041"/>
+          </w:tcPr>
+          <w:p>
+            <w:r>
+              <w:rPr>
+                <w:sz w:val="18"/>
+              </w:rPr>
+              <w:t>World Dog Alliance</w:t>
+            </w:r>
+          </w:p>
+        </w:tc>
+        <w:tc>
+          <w:tcPr>
+            <w:tcW w:type="dxa" w:w="3041"/>
+          </w:tcPr>
+          <w:p>
+            <w:r>
+              <w:rPr>
+                <w:sz w:val="18"/>
+              </w:rPr>
+              <w:t>Indústria e comércio</w:t>
+            </w:r>
+          </w:p>
+        </w:tc>
+        <w:tc>
+          <w:tcPr>
+            <w:tcW w:type="dxa" w:w="3041"/>
+          </w:tcPr>
+          <w:p>
+            <w:r>
+              <w:rPr>
+                <w:sz w:val="18"/>
+              </w:rPr>
+              <w:t>L6: Favor; L10: Favor</w:t>
+            </w:r>
+          </w:p>
+        </w:tc>
+      </w:tr>
+      <w:tr>
+        <w:tc>
+          <w:tcPr>
+            <w:tcW w:type="dxa" w:w="3041"/>
+          </w:tcPr>
+          <w:p>
+            <w:r>
+              <w:rPr>
+                <w:sz w:val="18"/>
+              </w:rPr>
+              <w:t>── Rastreabilidade e I&amp;R ──</w:t>
+            </w:r>
+          </w:p>
+        </w:tc>
+        <w:tc>
+          <w:tcPr>
+            <w:tcW w:type="dxa" w:w="3041"/>
+          </w:tcPr>
+          <w:p>
+            <w:r>
+              <w:rPr>
+                <w:sz w:val="18"/>
+              </w:rPr>
+            </w:r>
+          </w:p>
+        </w:tc>
+        <w:tc>
+          <w:tcPr>
+            <w:tcW w:type="dxa" w:w="3041"/>
+          </w:tcPr>
+          <w:p>
+            <w:r>
+              <w:rPr>
+                <w:sz w:val="18"/>
+              </w:rPr>
+            </w:r>
+          </w:p>
+        </w:tc>
+      </w:tr>
+      <w:tr>
+        <w:tc>
+          <w:tcPr>
+            <w:tcW w:type="dxa" w:w="3041"/>
+          </w:tcPr>
+          <w:p>
+            <w:r>
+              <w:rPr>
+                <w:sz w:val="18"/>
+              </w:rPr>
+              <w:t>EuroPetNet</w:t>
+            </w:r>
+          </w:p>
+        </w:tc>
+        <w:tc>
+          <w:tcPr>
+            <w:tcW w:type="dxa" w:w="3041"/>
+          </w:tcPr>
+          <w:p>
+            <w:r>
+              <w:rPr>
+                <w:sz w:val="18"/>
+              </w:rPr>
+              <w:t>Rastreabilidade e I&amp;R</w:t>
+            </w:r>
+          </w:p>
+        </w:tc>
+        <w:tc>
+          <w:tcPr>
+            <w:tcW w:type="dxa" w:w="3041"/>
+          </w:tcPr>
+          <w:p>
+            <w:r>
+              <w:rPr>
+                <w:sz w:val="18"/>
+              </w:rPr>
+              <w:t>L6: Favor; L10: Favor</w:t>
+            </w:r>
+          </w:p>
+        </w:tc>
+      </w:tr>
+      <w:tr>
+        <w:tc>
+          <w:tcPr>
+            <w:tcW w:type="dxa" w:w="3041"/>
+          </w:tcPr>
+          <w:p>
+            <w:r>
+              <w:rPr>
+                <w:sz w:val="18"/>
+              </w:rPr>
+              <w:t>K&amp;R Network</w:t>
+            </w:r>
+          </w:p>
+        </w:tc>
+        <w:tc>
+          <w:tcPr>
+            <w:tcW w:type="dxa" w:w="3041"/>
+          </w:tcPr>
+          <w:p>
+            <w:r>
+              <w:rPr>
+                <w:sz w:val="18"/>
+              </w:rPr>
+              <w:t>Rastreabilidade e I&amp;R</w:t>
+            </w:r>
+          </w:p>
+        </w:tc>
+        <w:tc>
+          <w:tcPr>
+            <w:tcW w:type="dxa" w:w="3041"/>
+          </w:tcPr>
+          <w:p>
+            <w:r>
+              <w:rPr>
+                <w:sz w:val="18"/>
+              </w:rPr>
+              <w:t>L1: Contra; L6: Favor; L10: Favor</w:t>
+            </w:r>
+          </w:p>
+        </w:tc>
+      </w:tr>
+      <w:tr>
+        <w:tc>
+          <w:tcPr>
+            <w:tcW w:type="dxa" w:w="3041"/>
+          </w:tcPr>
+          <w:p>
+            <w:r>
+              <w:rPr>
+                <w:sz w:val="18"/>
+              </w:rPr>
+              <w:t>TASSO e.V.</w:t>
+            </w:r>
+          </w:p>
+        </w:tc>
+        <w:tc>
+          <w:tcPr>
+            <w:tcW w:type="dxa" w:w="3041"/>
+          </w:tcPr>
+          <w:p>
+            <w:r>
+              <w:rPr>
+                <w:sz w:val="18"/>
+              </w:rPr>
+              <w:t>Rastreabilidade e I&amp;R</w:t>
+            </w:r>
+          </w:p>
+        </w:tc>
+        <w:tc>
+          <w:tcPr>
+            <w:tcW w:type="dxa" w:w="3041"/>
+          </w:tcPr>
+          <w:p>
+            <w:r>
+              <w:rPr>
+                <w:sz w:val="18"/>
+              </w:rPr>
+              <w:t>L1: Contra; L6: Favor; L7: Reforço; L10: Favor</w:t>
+            </w:r>
+          </w:p>
+        </w:tc>
+      </w:tr>
+      <w:tr>
+        <w:tc>
+          <w:tcPr>
+            <w:tcW w:type="dxa" w:w="3041"/>
+          </w:tcPr>
+          <w:p>
+            <w:r>
+              <w:rPr>
+                <w:sz w:val="18"/>
+              </w:rPr>
+              <w:t>── Autoridades públicas ──</w:t>
+            </w:r>
+          </w:p>
+        </w:tc>
+        <w:tc>
+          <w:tcPr>
+            <w:tcW w:type="dxa" w:w="3041"/>
+          </w:tcPr>
+          <w:p>
+            <w:r>
+              <w:rPr>
+                <w:sz w:val="18"/>
+              </w:rPr>
+            </w:r>
+          </w:p>
+        </w:tc>
+        <w:tc>
+          <w:tcPr>
+            <w:tcW w:type="dxa" w:w="3041"/>
+          </w:tcPr>
+          <w:p>
+            <w:r>
+              <w:rPr>
+                <w:sz w:val="18"/>
+              </w:rPr>
+            </w:r>
+          </w:p>
+        </w:tc>
+      </w:tr>
+      <w:tr>
+        <w:tc>
+          <w:tcPr>
+            <w:tcW w:type="dxa" w:w="3041"/>
+          </w:tcPr>
+          <w:p>
+            <w:r>
+              <w:rPr>
+                <w:sz w:val="18"/>
+              </w:rPr>
+              <w:t>Bundesministerium (🇩🇪)</w:t>
+            </w:r>
+          </w:p>
+        </w:tc>
+        <w:tc>
+          <w:tcPr>
+            <w:tcW w:type="dxa" w:w="3041"/>
+          </w:tcPr>
+          <w:p>
+            <w:r>
+              <w:rPr>
+                <w:sz w:val="18"/>
+              </w:rPr>
+              <w:t>Autoridades públicas</w:t>
+            </w:r>
+          </w:p>
+        </w:tc>
+        <w:tc>
+          <w:tcPr>
+            <w:tcW w:type="dxa" w:w="3041"/>
+          </w:tcPr>
+          <w:p>
+            <w:r>
+              <w:rPr>
+                <w:sz w:val="18"/>
+              </w:rPr>
+              <w:t>L1: Reforço; L3: Favor; L6: Favor; L7: Reforço</w:t>
+            </w:r>
+          </w:p>
+        </w:tc>
+      </w:tr>
+      <w:tr>
+        <w:tc>
+          <w:tcPr>
+            <w:tcW w:type="dxa" w:w="3041"/>
+          </w:tcPr>
+          <w:p>
+            <w:r>
+              <w:rPr>
+                <w:sz w:val="18"/>
+              </w:rPr>
+              <w:t>Czech National Authority</w:t>
+            </w:r>
+          </w:p>
+        </w:tc>
+        <w:tc>
+          <w:tcPr>
+            <w:tcW w:type="dxa" w:w="3041"/>
+          </w:tcPr>
+          <w:p>
+            <w:r>
+              <w:rPr>
+                <w:sz w:val="18"/>
+              </w:rPr>
+              <w:t>Autoridades públicas</w:t>
+            </w:r>
+          </w:p>
+        </w:tc>
+        <w:tc>
+          <w:tcPr>
+            <w:tcW w:type="dxa" w:w="3041"/>
+          </w:tcPr>
+          <w:p>
+            <w:r>
+              <w:rPr>
+                <w:sz w:val="18"/>
+              </w:rPr>
+              <w:t>L1: Contra; L2: Favor; L3: Reforço; L5: Reforço; L6: Favor; L7: Reforço; L8: Reforço; L10: Favor</w:t>
+            </w:r>
+          </w:p>
+        </w:tc>
+      </w:tr>
+      <w:tr>
+        <w:tc>
+          <w:tcPr>
+            <w:tcW w:type="dxa" w:w="3041"/>
+          </w:tcPr>
+          <w:p>
+            <w:r>
+              <w:rPr>
+                <w:sz w:val="18"/>
+              </w:rPr>
+              <w:t>Norwegian Food Safety Auth.</w:t>
+            </w:r>
+          </w:p>
+        </w:tc>
+        <w:tc>
+          <w:tcPr>
+            <w:tcW w:type="dxa" w:w="3041"/>
+          </w:tcPr>
+          <w:p>
+            <w:r>
+              <w:rPr>
+                <w:sz w:val="18"/>
+              </w:rPr>
+              <w:t>Autoridades públicas</w:t>
+            </w:r>
+          </w:p>
+        </w:tc>
+        <w:tc>
+          <w:tcPr>
+            <w:tcW w:type="dxa" w:w="3041"/>
+          </w:tcPr>
+          <w:p>
+            <w:r>
+              <w:rPr>
+                <w:sz w:val="18"/>
+              </w:rPr>
+              <w:t>L1: Derrogação; L2: Favor; L3: Favor; L4: Reforço; L5: Derrogação; L6: Favor; L7: Reforço; L8: Reforço; L9: Favor; L10: Favor</w:t>
+            </w:r>
+          </w:p>
+        </w:tc>
+      </w:tr>
+      <w:tr>
+        <w:tc>
+          <w:tcPr>
+            <w:tcW w:type="dxa" w:w="3041"/>
+          </w:tcPr>
+          <w:p>
+            <w:r>
+              <w:rPr>
+                <w:sz w:val="18"/>
+              </w:rPr>
+              <w:t>Fundación Vet+i (🇪🇸)</w:t>
+            </w:r>
+          </w:p>
+        </w:tc>
+        <w:tc>
+          <w:tcPr>
+            <w:tcW w:type="dxa" w:w="3041"/>
+          </w:tcPr>
+          <w:p>
+            <w:r>
+              <w:rPr>
+                <w:sz w:val="18"/>
+              </w:rPr>
+              <w:t>Autoridades públicas</w:t>
+            </w:r>
+          </w:p>
+        </w:tc>
+        <w:tc>
+          <w:tcPr>
+            <w:tcW w:type="dxa" w:w="3041"/>
           </w:tcPr>
           <w:p>
             <w:r>
@@ -4564,7 +4064,9 @@
         <w:spacing w:after="160"/>
       </w:pPr>
       <w:r>
-        <w:t>Da análise cruzada dos 18 pareceres emergem três eixos de tensão fundamentais:</w:t>
+        <w:t>Da análise cruzada dos 52 pareceres, organizados em 7 grupos, emergem</w:t>
+        <w:br/>
+        <w:t>quatro eixos de tensão fundamentais:</w:t>
       </w:r>
     </w:p>
     <w:p>
@@ -4572,15 +4074,15 @@
         <w:pStyle w:val="ListBullet"/>
       </w:pPr>
       <w:r>
-        <w:t>• Bem-estar vs. uso funcional dos animais: A divisão mais nítida opõe as organizações</w:t>
+        <w:t>• Consenso alargado em rastreabilidade: A rastreabilidade (identificação</w:t>
         <w:br/>
-        <w:t xml:space="preserve">  de bem-estar animal (que querem normas mais exigentes para todos os animais, incluindo os de caça) às</w:t>
+        <w:t xml:space="preserve">  eletrónica + base de dados interoperável) é o único tema com aprovação quase unânime — todas as</w:t>
         <w:br/>
-        <w:t xml:space="preserve">  federações de caçadores (que defendem derrogações para a atividade cinegética). Este conflito é central</w:t>
+        <w:t xml:space="preserve">  organizações de bem-estar, veterinárias, kennel clubs e autoridades públicas apoiam. Mesmo a</w:t>
         <w:br/>
-        <w:t xml:space="preserve">  para a aplicação do Regulamento em países como Portugal, Espanha e França, com forte tradição de caça</w:t>
+        <w:t xml:space="preserve">  indústria e os caçadores não a contestam. O debate limita-se ao âmbito: se deve abranger</w:t>
         <w:br/>
-        <w:t xml:space="preserve">  com cães.</w:t>
+        <w:t xml:space="preserve">  todos os cães e gatos (posição das ONG) ou apenas os transacionados comercialmente.</w:t>
       </w:r>
     </w:p>
     <w:p>
@@ -4588,11 +4090,17 @@
         <w:pStyle w:val="ListBullet"/>
       </w:pPr>
       <w:r>
-        <w:t>• Proibições vs. regulação: Em temas como coleiras elétricas, venda em pet shops e</w:t>
+        <w:t>• Bem-estar vs. uso funcional: A divisão mais nítida opõe as organizações de</w:t>
         <w:br/>
-        <w:t xml:space="preserve">  acorrentamento, a maioria das organizações de bem-estar defende a proibição total, enquanto os setores</w:t>
+        <w:t xml:space="preserve">  bem-estar (que querem normas universais, incluindo cães de caça) às federações de caçadores (que</w:t>
         <w:br/>
-        <w:t xml:space="preserve">  com interesses económicos ou culturais preferem uma abordagem de regulação e limitação.</w:t>
+        <w:t xml:space="preserve">  defendem derrogações). FACE, FNC e Real Fed. Española de Caza rejeitam a aplicação do limiar Art. 4</w:t>
+        <w:br/>
+        <w:t xml:space="preserve">  à criação não comercial de cães de caça. Em sentido contrário, SOS Galgos e FENPCA documentam que</w:t>
+        <w:br/>
+        <w:t xml:space="preserve">  os cães de caça representam 70% dos abandonamentos em Espanha — argumento com relevância directa</w:t>
+        <w:br/>
+        <w:t xml:space="preserve">  para Portugal.</w:t>
       </w:r>
     </w:p>
     <w:p>
@@ -4600,13 +4108,31 @@
         <w:pStyle w:val="ListBullet"/>
       </w:pPr>
       <w:r>
-        <w:t>• Castração cirúrgica: Surpreendentemente, há vozes académicas e da indústria</w:t>
+        <w:t>• Proibições vs. regulação: Coleiras elétricas, venda em pet shops e</w:t>
         <w:br/>
-        <w:t xml:space="preserve">  farmacêutica a questionar a castração cirúrgica como método-padrão de controlo populacional,</w:t>
+        <w:t xml:space="preserve">  acorrentamento dividem o campo: ONG e autoridades querem proibição total; a indústria</w:t>
         <w:br/>
-        <w:t xml:space="preserve">  apontando para efeitos adversos na saúde e comportamento. Este debate tem implicações diretas para</w:t>
+        <w:t xml:space="preserve">  (Electronic Collar Manufacturers, ARDO) e parte dos kennel clubs propõem exceções e regulação.</w:t>
         <w:br/>
-        <w:t xml:space="preserve">  as políticas de esterilização em Portugal.</w:t>
+        <w:t xml:space="preserve">  Significativamente, mesmo o Norwegian Kennel Club — que genericamente apoia o Regulamento —</w:t>
+        <w:br/>
+        <w:t xml:space="preserve">  propõe uma derrogação limitada para uso em treino de cães de caça.</w:t>
+      </w:r>
+    </w:p>
+    <w:p>
+      <w:pPr>
+        <w:pStyle w:val="ListBullet"/>
+      </w:pPr>
+      <w:r>
+        <w:t>• Debate científico sobre castração: Manteca/UAB, VIRBAC e UAB Comportamento</w:t>
+        <w:br/>
+        <w:t xml:space="preserve">  questionam a castração cirúrgica como método-padrão, apontando efeitos adversos na saúde e</w:t>
+        <w:br/>
+        <w:t xml:space="preserve">  comportamento documentados em 35 raças. A Norwegian Food Safety Authority e a FVE continuam a</w:t>
+        <w:br/>
+        <w:t xml:space="preserve">  apoiar a castração como instrumento de controlo. Este debate tem implicações directas para as</w:t>
+        <w:br/>
+        <w:t xml:space="preserve">  políticas de esterilização municipais em Portugal (54,4% dos cães registados já esterilizados).</w:t>
       </w:r>
     </w:p>
     <w:p>
